--- a/Trend/Devops-CICD-Project2.docx
+++ b/Trend/Devops-CICD-Project2.docx
@@ -79,6 +79,7 @@
         <w:rPr>
           <w:b/>
           <w:bCs/>
+          <w:noProof/>
         </w:rPr>
         <w:drawing>
           <wp:inline distT="0" distB="0" distL="0" distR="0" wp14:anchorId="13CEA364" wp14:editId="795EDC76">
@@ -186,6 +187,7 @@
         <w:rPr>
           <w:b/>
           <w:bCs/>
+          <w:noProof/>
         </w:rPr>
         <w:drawing>
           <wp:inline distT="0" distB="0" distL="0" distR="0" wp14:anchorId="0C8DCB37" wp14:editId="12F75110">
@@ -265,6 +267,7 @@
         <w:rPr>
           <w:b/>
           <w:bCs/>
+          <w:noProof/>
         </w:rPr>
         <w:drawing>
           <wp:inline distT="0" distB="0" distL="0" distR="0" wp14:anchorId="230905C2" wp14:editId="1F125CA1">
@@ -360,6 +363,7 @@
         <w:rPr>
           <w:b/>
           <w:bCs/>
+          <w:noProof/>
         </w:rPr>
         <w:drawing>
           <wp:inline distT="0" distB="0" distL="0" distR="0" wp14:anchorId="4BB667AF" wp14:editId="34BD14B4">
@@ -410,6 +414,7 @@
         <w:rPr>
           <w:b/>
           <w:bCs/>
+          <w:noProof/>
         </w:rPr>
         <w:lastRenderedPageBreak/>
         <w:drawing>
@@ -515,6 +520,7 @@
         <w:rPr>
           <w:b/>
           <w:bCs/>
+          <w:noProof/>
         </w:rPr>
         <w:drawing>
           <wp:inline distT="0" distB="0" distL="0" distR="0" wp14:anchorId="25141076" wp14:editId="6124BA16">
@@ -594,6 +600,7 @@
         <w:rPr>
           <w:b/>
           <w:bCs/>
+          <w:noProof/>
         </w:rPr>
         <w:drawing>
           <wp:inline distT="0" distB="0" distL="0" distR="0" wp14:anchorId="0C2355D2" wp14:editId="375FE7FA">
@@ -650,6 +657,333 @@
           <w:bCs/>
         </w:rPr>
         <w:lastRenderedPageBreak/>
+        <w:t>Now create a EKS cluster with node group\</w:t>
+      </w:r>
+    </w:p>
+    <w:p>
+      <w:pPr>
+        <w:pStyle w:val="ListParagraph"/>
+        <w:rPr>
+          <w:b/>
+          <w:bCs/>
+        </w:rPr>
+      </w:pPr>
+      <w:r>
+        <w:rPr>
+          <w:b/>
+          <w:bCs/>
+          <w:noProof/>
+        </w:rPr>
+        <w:drawing>
+          <wp:inline distT="0" distB="0" distL="0" distR="0" wp14:anchorId="171D030B" wp14:editId="1B7226F8">
+            <wp:extent cx="5731510" cy="2387600"/>
+            <wp:effectExtent l="0" t="0" r="2540" b="0"/>
+            <wp:docPr id="1363759943" name="Picture 1"/>
+            <wp:cNvGraphicFramePr>
+              <a:graphicFrameLocks xmlns:a="http://schemas.openxmlformats.org/drawingml/2006/main" noChangeAspect="1"/>
+            </wp:cNvGraphicFramePr>
+            <a:graphic xmlns:a="http://schemas.openxmlformats.org/drawingml/2006/main">
+              <a:graphicData uri="http://schemas.openxmlformats.org/drawingml/2006/picture">
+                <pic:pic xmlns:pic="http://schemas.openxmlformats.org/drawingml/2006/picture">
+                  <pic:nvPicPr>
+                    <pic:cNvPr id="1363759943" name=""/>
+                    <pic:cNvPicPr/>
+                  </pic:nvPicPr>
+                  <pic:blipFill>
+                    <a:blip r:embed="rId12"/>
+                    <a:stretch>
+                      <a:fillRect/>
+                    </a:stretch>
+                  </pic:blipFill>
+                  <pic:spPr>
+                    <a:xfrm>
+                      <a:off x="0" y="0"/>
+                      <a:ext cx="5731510" cy="2387600"/>
+                    </a:xfrm>
+                    <a:prstGeom prst="rect">
+                      <a:avLst/>
+                    </a:prstGeom>
+                  </pic:spPr>
+                </pic:pic>
+              </a:graphicData>
+            </a:graphic>
+          </wp:inline>
+        </w:drawing>
+      </w:r>
+    </w:p>
+    <w:p>
+      <w:pPr>
+        <w:pStyle w:val="ListParagraph"/>
+        <w:rPr>
+          <w:b/>
+          <w:bCs/>
+        </w:rPr>
+      </w:pPr>
+      <w:r>
+        <w:rPr>
+          <w:b/>
+          <w:bCs/>
+          <w:noProof/>
+        </w:rPr>
+        <w:drawing>
+          <wp:inline distT="0" distB="0" distL="0" distR="0" wp14:anchorId="35E792B4" wp14:editId="5EC8BD61">
+            <wp:extent cx="5731510" cy="3716655"/>
+            <wp:effectExtent l="0" t="0" r="2540" b="0"/>
+            <wp:docPr id="1984552173" name="Picture 1"/>
+            <wp:cNvGraphicFramePr>
+              <a:graphicFrameLocks xmlns:a="http://schemas.openxmlformats.org/drawingml/2006/main" noChangeAspect="1"/>
+            </wp:cNvGraphicFramePr>
+            <a:graphic xmlns:a="http://schemas.openxmlformats.org/drawingml/2006/main">
+              <a:graphicData uri="http://schemas.openxmlformats.org/drawingml/2006/picture">
+                <pic:pic xmlns:pic="http://schemas.openxmlformats.org/drawingml/2006/picture">
+                  <pic:nvPicPr>
+                    <pic:cNvPr id="1984552173" name=""/>
+                    <pic:cNvPicPr/>
+                  </pic:nvPicPr>
+                  <pic:blipFill>
+                    <a:blip r:embed="rId13"/>
+                    <a:stretch>
+                      <a:fillRect/>
+                    </a:stretch>
+                  </pic:blipFill>
+                  <pic:spPr>
+                    <a:xfrm>
+                      <a:off x="0" y="0"/>
+                      <a:ext cx="5731510" cy="3716655"/>
+                    </a:xfrm>
+                    <a:prstGeom prst="rect">
+                      <a:avLst/>
+                    </a:prstGeom>
+                  </pic:spPr>
+                </pic:pic>
+              </a:graphicData>
+            </a:graphic>
+          </wp:inline>
+        </w:drawing>
+      </w:r>
+    </w:p>
+    <w:p>
+      <w:pPr>
+        <w:pStyle w:val="ListParagraph"/>
+        <w:rPr>
+          <w:b/>
+          <w:bCs/>
+        </w:rPr>
+      </w:pPr>
+    </w:p>
+    <w:p>
+      <w:pPr>
+        <w:pStyle w:val="ListParagraph"/>
+        <w:rPr>
+          <w:b/>
+          <w:bCs/>
+        </w:rPr>
+      </w:pPr>
+      <w:r>
+        <w:rPr>
+          <w:b/>
+          <w:bCs/>
+          <w:noProof/>
+        </w:rPr>
+        <w:drawing>
+          <wp:inline distT="0" distB="0" distL="0" distR="0" wp14:anchorId="04BFAF5E" wp14:editId="24781BBB">
+            <wp:extent cx="5731510" cy="2109470"/>
+            <wp:effectExtent l="0" t="0" r="2540" b="5080"/>
+            <wp:docPr id="1346181332" name="Picture 1"/>
+            <wp:cNvGraphicFramePr>
+              <a:graphicFrameLocks xmlns:a="http://schemas.openxmlformats.org/drawingml/2006/main" noChangeAspect="1"/>
+            </wp:cNvGraphicFramePr>
+            <a:graphic xmlns:a="http://schemas.openxmlformats.org/drawingml/2006/main">
+              <a:graphicData uri="http://schemas.openxmlformats.org/drawingml/2006/picture">
+                <pic:pic xmlns:pic="http://schemas.openxmlformats.org/drawingml/2006/picture">
+                  <pic:nvPicPr>
+                    <pic:cNvPr id="1346181332" name=""/>
+                    <pic:cNvPicPr/>
+                  </pic:nvPicPr>
+                  <pic:blipFill>
+                    <a:blip r:embed="rId14"/>
+                    <a:stretch>
+                      <a:fillRect/>
+                    </a:stretch>
+                  </pic:blipFill>
+                  <pic:spPr>
+                    <a:xfrm>
+                      <a:off x="0" y="0"/>
+                      <a:ext cx="5731510" cy="2109470"/>
+                    </a:xfrm>
+                    <a:prstGeom prst="rect">
+                      <a:avLst/>
+                    </a:prstGeom>
+                  </pic:spPr>
+                </pic:pic>
+              </a:graphicData>
+            </a:graphic>
+          </wp:inline>
+        </w:drawing>
+      </w:r>
+    </w:p>
+    <w:p>
+      <w:pPr>
+        <w:pStyle w:val="ListParagraph"/>
+        <w:rPr>
+          <w:b/>
+          <w:bCs/>
+        </w:rPr>
+      </w:pPr>
+    </w:p>
+    <w:p>
+      <w:pPr>
+        <w:pStyle w:val="ListParagraph"/>
+        <w:rPr>
+          <w:b/>
+          <w:bCs/>
+        </w:rPr>
+      </w:pPr>
+    </w:p>
+    <w:p>
+      <w:pPr>
+        <w:pStyle w:val="ListParagraph"/>
+        <w:rPr>
+          <w:b/>
+          <w:bCs/>
+        </w:rPr>
+      </w:pPr>
+      <w:r>
+        <w:rPr>
+          <w:b/>
+          <w:bCs/>
+          <w:noProof/>
+        </w:rPr>
+        <w:drawing>
+          <wp:inline distT="0" distB="0" distL="0" distR="0" wp14:anchorId="14FE86A9" wp14:editId="2755AFCE">
+            <wp:extent cx="5731510" cy="1363345"/>
+            <wp:effectExtent l="0" t="0" r="2540" b="8255"/>
+            <wp:docPr id="1097080105" name="Picture 1"/>
+            <wp:cNvGraphicFramePr>
+              <a:graphicFrameLocks xmlns:a="http://schemas.openxmlformats.org/drawingml/2006/main" noChangeAspect="1"/>
+            </wp:cNvGraphicFramePr>
+            <a:graphic xmlns:a="http://schemas.openxmlformats.org/drawingml/2006/main">
+              <a:graphicData uri="http://schemas.openxmlformats.org/drawingml/2006/picture">
+                <pic:pic xmlns:pic="http://schemas.openxmlformats.org/drawingml/2006/picture">
+                  <pic:nvPicPr>
+                    <pic:cNvPr id="1097080105" name=""/>
+                    <pic:cNvPicPr/>
+                  </pic:nvPicPr>
+                  <pic:blipFill>
+                    <a:blip r:embed="rId15"/>
+                    <a:stretch>
+                      <a:fillRect/>
+                    </a:stretch>
+                  </pic:blipFill>
+                  <pic:spPr>
+                    <a:xfrm>
+                      <a:off x="0" y="0"/>
+                      <a:ext cx="5731510" cy="1363345"/>
+                    </a:xfrm>
+                    <a:prstGeom prst="rect">
+                      <a:avLst/>
+                    </a:prstGeom>
+                  </pic:spPr>
+                </pic:pic>
+              </a:graphicData>
+            </a:graphic>
+          </wp:inline>
+        </w:drawing>
+      </w:r>
+    </w:p>
+    <w:p>
+      <w:pPr>
+        <w:pStyle w:val="ListParagraph"/>
+        <w:rPr>
+          <w:b/>
+          <w:bCs/>
+        </w:rPr>
+      </w:pPr>
+      <w:r>
+        <w:rPr>
+          <w:b/>
+          <w:bCs/>
+          <w:noProof/>
+        </w:rPr>
+        <w:drawing>
+          <wp:inline distT="0" distB="0" distL="0" distR="0" wp14:anchorId="74CA9F34" wp14:editId="23C6D329">
+            <wp:extent cx="5731510" cy="1209675"/>
+            <wp:effectExtent l="0" t="0" r="2540" b="9525"/>
+            <wp:docPr id="1480583654" name="Picture 1"/>
+            <wp:cNvGraphicFramePr>
+              <a:graphicFrameLocks xmlns:a="http://schemas.openxmlformats.org/drawingml/2006/main" noChangeAspect="1"/>
+            </wp:cNvGraphicFramePr>
+            <a:graphic xmlns:a="http://schemas.openxmlformats.org/drawingml/2006/main">
+              <a:graphicData uri="http://schemas.openxmlformats.org/drawingml/2006/picture">
+                <pic:pic xmlns:pic="http://schemas.openxmlformats.org/drawingml/2006/picture">
+                  <pic:nvPicPr>
+                    <pic:cNvPr id="1480583654" name=""/>
+                    <pic:cNvPicPr/>
+                  </pic:nvPicPr>
+                  <pic:blipFill>
+                    <a:blip r:embed="rId16"/>
+                    <a:stretch>
+                      <a:fillRect/>
+                    </a:stretch>
+                  </pic:blipFill>
+                  <pic:spPr>
+                    <a:xfrm>
+                      <a:off x="0" y="0"/>
+                      <a:ext cx="5731510" cy="1209675"/>
+                    </a:xfrm>
+                    <a:prstGeom prst="rect">
+                      <a:avLst/>
+                    </a:prstGeom>
+                  </pic:spPr>
+                </pic:pic>
+              </a:graphicData>
+            </a:graphic>
+          </wp:inline>
+        </w:drawing>
+      </w:r>
+    </w:p>
+    <w:p>
+      <w:pPr>
+        <w:pStyle w:val="ListParagraph"/>
+        <w:rPr>
+          <w:b/>
+          <w:bCs/>
+        </w:rPr>
+      </w:pPr>
+      <w:r>
+        <w:rPr>
+          <w:b/>
+          <w:bCs/>
+        </w:rPr>
+        <w:t>Cluster created</w:t>
+      </w:r>
+    </w:p>
+    <w:p>
+      <w:pPr>
+        <w:pStyle w:val="ListParagraph"/>
+        <w:rPr>
+          <w:b/>
+          <w:bCs/>
+        </w:rPr>
+      </w:pPr>
+    </w:p>
+    <w:p>
+      <w:pPr>
+        <w:pStyle w:val="ListParagraph"/>
+        <w:numPr>
+          <w:ilvl w:val="0"/>
+          <w:numId w:val="1"/>
+        </w:numPr>
+        <w:rPr>
+          <w:b/>
+          <w:bCs/>
+        </w:rPr>
+      </w:pPr>
+      <w:r>
+        <w:rPr>
+          <w:b/>
+          <w:bCs/>
+        </w:rPr>
         <w:t>Jenkins setup</w:t>
       </w:r>
     </w:p>
@@ -665,6 +999,7 @@
         <w:rPr>
           <w:b/>
           <w:bCs/>
+          <w:noProof/>
         </w:rPr>
         <w:drawing>
           <wp:inline distT="0" distB="0" distL="0" distR="0" wp14:anchorId="3AD1A59E" wp14:editId="180E3066">
@@ -682,7 +1017,7 @@
                     <pic:cNvPicPr/>
                   </pic:nvPicPr>
                   <pic:blipFill>
-                    <a:blip r:embed="rId12"/>
+                    <a:blip r:embed="rId17"/>
                     <a:stretch>
                       <a:fillRect/>
                     </a:stretch>
@@ -715,7 +1050,9 @@
         <w:rPr>
           <w:b/>
           <w:bCs/>
-        </w:rPr>
+          <w:noProof/>
+        </w:rPr>
+        <w:lastRenderedPageBreak/>
         <w:drawing>
           <wp:inline distT="0" distB="0" distL="0" distR="0" wp14:anchorId="30ABA7DC" wp14:editId="09974928">
             <wp:extent cx="5731510" cy="3088005"/>
@@ -732,7 +1069,7 @@
                     <pic:cNvPicPr/>
                   </pic:nvPicPr>
                   <pic:blipFill>
-                    <a:blip r:embed="rId13"/>
+                    <a:blip r:embed="rId18"/>
                     <a:stretch>
                       <a:fillRect/>
                     </a:stretch>
@@ -765,8 +1102,8 @@
         <w:rPr>
           <w:b/>
           <w:bCs/>
-        </w:rPr>
-        <w:lastRenderedPageBreak/>
+          <w:noProof/>
+        </w:rPr>
         <w:drawing>
           <wp:inline distT="0" distB="0" distL="0" distR="0" wp14:anchorId="1CE4E4B8" wp14:editId="46044844">
             <wp:extent cx="5731510" cy="2818130"/>
@@ -783,7 +1120,7 @@
                     <pic:cNvPicPr/>
                   </pic:nvPicPr>
                   <pic:blipFill>
-                    <a:blip r:embed="rId14"/>
+                    <a:blip r:embed="rId19"/>
                     <a:stretch>
                       <a:fillRect/>
                     </a:stretch>
@@ -816,6 +1153,7 @@
         <w:rPr>
           <w:b/>
           <w:bCs/>
+          <w:noProof/>
         </w:rPr>
         <w:drawing>
           <wp:inline distT="0" distB="0" distL="0" distR="0" wp14:anchorId="6ACCDD8F" wp14:editId="7F33B38B">
@@ -833,7 +1171,7 @@
                     <pic:cNvPicPr/>
                   </pic:nvPicPr>
                   <pic:blipFill>
-                    <a:blip r:embed="rId15"/>
+                    <a:blip r:embed="rId20"/>
                     <a:stretch>
                       <a:fillRect/>
                     </a:stretch>
@@ -857,6 +1195,1566 @@
     <w:p>
       <w:pPr>
         <w:pStyle w:val="ListParagraph"/>
+        <w:rPr>
+          <w:b/>
+          <w:bCs/>
+        </w:rPr>
+      </w:pPr>
+    </w:p>
+    <w:p>
+      <w:pPr>
+        <w:pStyle w:val="ListParagraph"/>
+        <w:rPr>
+          <w:b/>
+          <w:bCs/>
+        </w:rPr>
+      </w:pPr>
+      <w:r>
+        <w:rPr>
+          <w:b/>
+          <w:bCs/>
+        </w:rPr>
+        <w:t>Configuring to check the commit every 5 mins</w:t>
+      </w:r>
+    </w:p>
+    <w:p>
+      <w:pPr>
+        <w:pStyle w:val="ListParagraph"/>
+        <w:rPr>
+          <w:b/>
+          <w:bCs/>
+        </w:rPr>
+      </w:pPr>
+      <w:r>
+        <w:rPr>
+          <w:b/>
+          <w:bCs/>
+          <w:noProof/>
+        </w:rPr>
+        <w:lastRenderedPageBreak/>
+        <w:drawing>
+          <wp:inline distT="0" distB="0" distL="0" distR="0" wp14:anchorId="197ECE45" wp14:editId="36AE3D66">
+            <wp:extent cx="5731510" cy="2660650"/>
+            <wp:effectExtent l="0" t="0" r="2540" b="6350"/>
+            <wp:docPr id="923636966" name="Picture 1"/>
+            <wp:cNvGraphicFramePr>
+              <a:graphicFrameLocks xmlns:a="http://schemas.openxmlformats.org/drawingml/2006/main" noChangeAspect="1"/>
+            </wp:cNvGraphicFramePr>
+            <a:graphic xmlns:a="http://schemas.openxmlformats.org/drawingml/2006/main">
+              <a:graphicData uri="http://schemas.openxmlformats.org/drawingml/2006/picture">
+                <pic:pic xmlns:pic="http://schemas.openxmlformats.org/drawingml/2006/picture">
+                  <pic:nvPicPr>
+                    <pic:cNvPr id="923636966" name=""/>
+                    <pic:cNvPicPr/>
+                  </pic:nvPicPr>
+                  <pic:blipFill>
+                    <a:blip r:embed="rId21"/>
+                    <a:stretch>
+                      <a:fillRect/>
+                    </a:stretch>
+                  </pic:blipFill>
+                  <pic:spPr>
+                    <a:xfrm>
+                      <a:off x="0" y="0"/>
+                      <a:ext cx="5731510" cy="2660650"/>
+                    </a:xfrm>
+                    <a:prstGeom prst="rect">
+                      <a:avLst/>
+                    </a:prstGeom>
+                  </pic:spPr>
+                </pic:pic>
+              </a:graphicData>
+            </a:graphic>
+          </wp:inline>
+        </w:drawing>
+      </w:r>
+    </w:p>
+    <w:p>
+      <w:pPr>
+        <w:pStyle w:val="ListParagraph"/>
+        <w:rPr>
+          <w:b/>
+          <w:bCs/>
+        </w:rPr>
+      </w:pPr>
+    </w:p>
+    <w:p>
+      <w:pPr>
+        <w:pStyle w:val="ListParagraph"/>
+        <w:rPr>
+          <w:b/>
+          <w:bCs/>
+        </w:rPr>
+      </w:pPr>
+    </w:p>
+    <w:p>
+      <w:pPr>
+        <w:pStyle w:val="ListParagraph"/>
+        <w:rPr>
+          <w:b/>
+          <w:bCs/>
+        </w:rPr>
+      </w:pPr>
+    </w:p>
+    <w:p>
+      <w:pPr>
+        <w:pStyle w:val="ListParagraph"/>
+        <w:rPr>
+          <w:b/>
+          <w:bCs/>
+        </w:rPr>
+      </w:pPr>
+    </w:p>
+    <w:p>
+      <w:pPr>
+        <w:pStyle w:val="ListParagraph"/>
+        <w:rPr>
+          <w:b/>
+          <w:bCs/>
+        </w:rPr>
+      </w:pPr>
+      <w:r>
+        <w:rPr>
+          <w:b/>
+          <w:bCs/>
+        </w:rPr>
+        <w:t>Pipeline configuration</w:t>
+      </w:r>
+    </w:p>
+    <w:p>
+      <w:pPr>
+        <w:pStyle w:val="ListParagraph"/>
+        <w:rPr>
+          <w:b/>
+          <w:bCs/>
+        </w:rPr>
+      </w:pPr>
+      <w:r>
+        <w:rPr>
+          <w:b/>
+          <w:bCs/>
+          <w:noProof/>
+        </w:rPr>
+        <w:drawing>
+          <wp:inline distT="0" distB="0" distL="0" distR="0" wp14:anchorId="645916D0" wp14:editId="4DF8844F">
+            <wp:extent cx="5731510" cy="2651125"/>
+            <wp:effectExtent l="0" t="0" r="2540" b="0"/>
+            <wp:docPr id="28997146" name="Picture 1"/>
+            <wp:cNvGraphicFramePr>
+              <a:graphicFrameLocks xmlns:a="http://schemas.openxmlformats.org/drawingml/2006/main" noChangeAspect="1"/>
+            </wp:cNvGraphicFramePr>
+            <a:graphic xmlns:a="http://schemas.openxmlformats.org/drawingml/2006/main">
+              <a:graphicData uri="http://schemas.openxmlformats.org/drawingml/2006/picture">
+                <pic:pic xmlns:pic="http://schemas.openxmlformats.org/drawingml/2006/picture">
+                  <pic:nvPicPr>
+                    <pic:cNvPr id="28997146" name=""/>
+                    <pic:cNvPicPr/>
+                  </pic:nvPicPr>
+                  <pic:blipFill>
+                    <a:blip r:embed="rId22"/>
+                    <a:stretch>
+                      <a:fillRect/>
+                    </a:stretch>
+                  </pic:blipFill>
+                  <pic:spPr>
+                    <a:xfrm>
+                      <a:off x="0" y="0"/>
+                      <a:ext cx="5731510" cy="2651125"/>
+                    </a:xfrm>
+                    <a:prstGeom prst="rect">
+                      <a:avLst/>
+                    </a:prstGeom>
+                  </pic:spPr>
+                </pic:pic>
+              </a:graphicData>
+            </a:graphic>
+          </wp:inline>
+        </w:drawing>
+      </w:r>
+    </w:p>
+    <w:p>
+      <w:pPr>
+        <w:pStyle w:val="ListParagraph"/>
+        <w:rPr>
+          <w:b/>
+          <w:bCs/>
+        </w:rPr>
+      </w:pPr>
+    </w:p>
+    <w:p>
+      <w:pPr>
+        <w:pStyle w:val="ListParagraph"/>
+        <w:rPr>
+          <w:b/>
+          <w:bCs/>
+        </w:rPr>
+      </w:pPr>
+      <w:r>
+        <w:rPr>
+          <w:b/>
+          <w:bCs/>
+        </w:rPr>
+        <w:t>Pipeline code</w:t>
+      </w:r>
+    </w:p>
+    <w:p>
+      <w:pPr>
+        <w:pStyle w:val="ListParagraph"/>
+      </w:pPr>
+      <w:r>
+        <w:t>pipeline {</w:t>
+      </w:r>
+    </w:p>
+    <w:p>
+      <w:pPr>
+        <w:pStyle w:val="ListParagraph"/>
+      </w:pPr>
+      <w:r>
+        <w:t xml:space="preserve">    agent any</w:t>
+      </w:r>
+    </w:p>
+    <w:p>
+      <w:pPr>
+        <w:pStyle w:val="ListParagraph"/>
+      </w:pPr>
+    </w:p>
+    <w:p>
+      <w:pPr>
+        <w:pStyle w:val="ListParagraph"/>
+      </w:pPr>
+      <w:r>
+        <w:t xml:space="preserve">    environment {</w:t>
+      </w:r>
+    </w:p>
+    <w:p>
+      <w:pPr>
+        <w:pStyle w:val="ListParagraph"/>
+        <w:rPr>
+          <w:lang w:val="de-DE"/>
+        </w:rPr>
+      </w:pPr>
+      <w:r>
+        <w:t xml:space="preserve">        </w:t>
+      </w:r>
+      <w:r>
+        <w:rPr>
+          <w:lang w:val="de-DE"/>
+        </w:rPr>
+        <w:t>DOCKER_IMAGE = "vino2488/trend-app"</w:t>
+      </w:r>
+    </w:p>
+    <w:p>
+      <w:pPr>
+        <w:pStyle w:val="ListParagraph"/>
+      </w:pPr>
+      <w:r>
+        <w:rPr>
+          <w:lang w:val="de-DE"/>
+        </w:rPr>
+        <w:t xml:space="preserve">    </w:t>
+      </w:r>
+      <w:r>
+        <w:t>}</w:t>
+      </w:r>
+    </w:p>
+    <w:p>
+      <w:pPr>
+        <w:pStyle w:val="ListParagraph"/>
+      </w:pPr>
+    </w:p>
+    <w:p>
+      <w:pPr>
+        <w:pStyle w:val="ListParagraph"/>
+      </w:pPr>
+      <w:r>
+        <w:t xml:space="preserve">    stages {</w:t>
+      </w:r>
+    </w:p>
+    <w:p>
+      <w:pPr>
+        <w:pStyle w:val="ListParagraph"/>
+      </w:pPr>
+    </w:p>
+    <w:p>
+      <w:pPr>
+        <w:pStyle w:val="ListParagraph"/>
+      </w:pPr>
+      <w:r>
+        <w:t xml:space="preserve">        stage('Clone') {</w:t>
+      </w:r>
+    </w:p>
+    <w:p>
+      <w:pPr>
+        <w:pStyle w:val="ListParagraph"/>
+      </w:pPr>
+      <w:r>
+        <w:t xml:space="preserve">            steps {</w:t>
+      </w:r>
+    </w:p>
+    <w:p>
+      <w:pPr>
+        <w:pStyle w:val="ListParagraph"/>
+      </w:pPr>
+      <w:r>
+        <w:t xml:space="preserve">                git branch: 'main',</w:t>
+      </w:r>
+    </w:p>
+    <w:p>
+      <w:pPr>
+        <w:pStyle w:val="ListParagraph"/>
+      </w:pPr>
+      <w:r>
+        <w:lastRenderedPageBreak/>
+        <w:t xml:space="preserve">                    url: 'https://github.com/vinoth8896/CICD-Project-2.git'</w:t>
+      </w:r>
+    </w:p>
+    <w:p>
+      <w:pPr>
+        <w:pStyle w:val="ListParagraph"/>
+      </w:pPr>
+      <w:r>
+        <w:t xml:space="preserve">            }</w:t>
+      </w:r>
+    </w:p>
+    <w:p>
+      <w:pPr>
+        <w:pStyle w:val="ListParagraph"/>
+      </w:pPr>
+      <w:r>
+        <w:t xml:space="preserve">        }</w:t>
+      </w:r>
+    </w:p>
+    <w:p>
+      <w:pPr>
+        <w:pStyle w:val="ListParagraph"/>
+      </w:pPr>
+    </w:p>
+    <w:p>
+      <w:pPr>
+        <w:pStyle w:val="ListParagraph"/>
+      </w:pPr>
+      <w:r>
+        <w:t xml:space="preserve">        </w:t>
+      </w:r>
+      <w:proofErr w:type="gramStart"/>
+      <w:r>
+        <w:t>stage(</w:t>
+      </w:r>
+      <w:proofErr w:type="gramEnd"/>
+      <w:r>
+        <w:t>'Build Docker Image') {</w:t>
+      </w:r>
+    </w:p>
+    <w:p>
+      <w:pPr>
+        <w:pStyle w:val="ListParagraph"/>
+      </w:pPr>
+      <w:r>
+        <w:t xml:space="preserve">            steps {</w:t>
+      </w:r>
+    </w:p>
+    <w:p>
+      <w:pPr>
+        <w:pStyle w:val="ListParagraph"/>
+      </w:pPr>
+      <w:r>
+        <w:t xml:space="preserve">                </w:t>
+      </w:r>
+      <w:proofErr w:type="spellStart"/>
+      <w:r>
+        <w:t>sh</w:t>
+      </w:r>
+      <w:proofErr w:type="spellEnd"/>
+      <w:r>
+        <w:t xml:space="preserve"> '</w:t>
+      </w:r>
+      <w:proofErr w:type="spellStart"/>
+      <w:r>
+        <w:t>pwd</w:t>
+      </w:r>
+      <w:proofErr w:type="spellEnd"/>
+      <w:r>
+        <w:t>'</w:t>
+      </w:r>
+    </w:p>
+    <w:p>
+      <w:pPr>
+        <w:pStyle w:val="ListParagraph"/>
+      </w:pPr>
+      <w:r>
+        <w:t xml:space="preserve">                </w:t>
+      </w:r>
+      <w:proofErr w:type="spellStart"/>
+      <w:r>
+        <w:t>sh</w:t>
+      </w:r>
+      <w:proofErr w:type="spellEnd"/>
+      <w:r>
+        <w:t xml:space="preserve"> '</w:t>
+      </w:r>
+      <w:proofErr w:type="spellStart"/>
+      <w:r>
+        <w:t>ls'</w:t>
+      </w:r>
+      <w:proofErr w:type="spellEnd"/>
+    </w:p>
+    <w:p>
+      <w:pPr>
+        <w:pStyle w:val="ListParagraph"/>
+      </w:pPr>
+      <w:r>
+        <w:t xml:space="preserve">                </w:t>
+      </w:r>
+      <w:proofErr w:type="spellStart"/>
+      <w:r>
+        <w:t>sh</w:t>
+      </w:r>
+      <w:proofErr w:type="spellEnd"/>
+      <w:r>
+        <w:t xml:space="preserve"> 'docker build -t $DOCKER_IMAGE Trend/</w:t>
+      </w:r>
+      <w:proofErr w:type="spellStart"/>
+      <w:r>
+        <w:t>dist</w:t>
+      </w:r>
+      <w:proofErr w:type="spellEnd"/>
+      <w:r>
+        <w:t>/.'</w:t>
+      </w:r>
+    </w:p>
+    <w:p>
+      <w:pPr>
+        <w:pStyle w:val="ListParagraph"/>
+      </w:pPr>
+      <w:r>
+        <w:t xml:space="preserve">            }</w:t>
+      </w:r>
+    </w:p>
+    <w:p>
+      <w:pPr>
+        <w:pStyle w:val="ListParagraph"/>
+      </w:pPr>
+      <w:r>
+        <w:t xml:space="preserve">        }</w:t>
+      </w:r>
+    </w:p>
+    <w:p>
+      <w:pPr>
+        <w:pStyle w:val="ListParagraph"/>
+      </w:pPr>
+    </w:p>
+    <w:p>
+      <w:pPr>
+        <w:pStyle w:val="ListParagraph"/>
+      </w:pPr>
+      <w:r>
+        <w:t xml:space="preserve">        </w:t>
+      </w:r>
+      <w:proofErr w:type="gramStart"/>
+      <w:r>
+        <w:t>stage(</w:t>
+      </w:r>
+      <w:proofErr w:type="gramEnd"/>
+      <w:r>
+        <w:t>'Push Image') {</w:t>
+      </w:r>
+    </w:p>
+    <w:p>
+      <w:pPr>
+        <w:pStyle w:val="ListParagraph"/>
+      </w:pPr>
+      <w:r>
+        <w:t xml:space="preserve">            steps {</w:t>
+      </w:r>
+    </w:p>
+    <w:p>
+      <w:pPr>
+        <w:pStyle w:val="ListParagraph"/>
+      </w:pPr>
+      <w:r>
+        <w:t xml:space="preserve">                </w:t>
+      </w:r>
+      <w:proofErr w:type="spellStart"/>
+      <w:proofErr w:type="gramStart"/>
+      <w:r>
+        <w:t>withCredentials</w:t>
+      </w:r>
+      <w:proofErr w:type="spellEnd"/>
+      <w:r>
+        <w:t>(</w:t>
+      </w:r>
+      <w:proofErr w:type="gramEnd"/>
+      <w:r>
+        <w:t>[</w:t>
+      </w:r>
+      <w:proofErr w:type="spellStart"/>
+      <w:proofErr w:type="gramStart"/>
+      <w:r>
+        <w:t>usernamePassword</w:t>
+      </w:r>
+      <w:proofErr w:type="spellEnd"/>
+      <w:r>
+        <w:t>(</w:t>
+      </w:r>
+      <w:proofErr w:type="gramEnd"/>
+    </w:p>
+    <w:p>
+      <w:pPr>
+        <w:pStyle w:val="ListParagraph"/>
+      </w:pPr>
+      <w:r>
+        <w:t xml:space="preserve">                  </w:t>
+      </w:r>
+      <w:proofErr w:type="spellStart"/>
+      <w:r>
+        <w:t>credentialsId</w:t>
+      </w:r>
+      <w:proofErr w:type="spellEnd"/>
+      <w:r>
+        <w:t>: '</w:t>
+      </w:r>
+      <w:proofErr w:type="spellStart"/>
+      <w:r>
+        <w:t>dockerhub</w:t>
+      </w:r>
+      <w:proofErr w:type="spellEnd"/>
+      <w:r>
+        <w:t>-creds',</w:t>
+      </w:r>
+    </w:p>
+    <w:p>
+      <w:pPr>
+        <w:pStyle w:val="ListParagraph"/>
+      </w:pPr>
+      <w:r>
+        <w:t xml:space="preserve">                  </w:t>
+      </w:r>
+      <w:proofErr w:type="spellStart"/>
+      <w:r>
+        <w:t>usernameVariable</w:t>
+      </w:r>
+      <w:proofErr w:type="spellEnd"/>
+      <w:r>
+        <w:t>: 'USER',</w:t>
+      </w:r>
+    </w:p>
+    <w:p>
+      <w:pPr>
+        <w:pStyle w:val="ListParagraph"/>
+      </w:pPr>
+      <w:r>
+        <w:t xml:space="preserve">                  </w:t>
+      </w:r>
+      <w:proofErr w:type="spellStart"/>
+      <w:r>
+        <w:t>passwordVariable</w:t>
+      </w:r>
+      <w:proofErr w:type="spellEnd"/>
+      <w:r>
+        <w:t>: 'PASS')]) {</w:t>
+      </w:r>
+    </w:p>
+    <w:p>
+      <w:pPr>
+        <w:pStyle w:val="ListParagraph"/>
+      </w:pPr>
+    </w:p>
+    <w:p>
+      <w:pPr>
+        <w:pStyle w:val="ListParagraph"/>
+      </w:pPr>
+      <w:r>
+        <w:t xml:space="preserve">                    </w:t>
+      </w:r>
+      <w:proofErr w:type="spellStart"/>
+      <w:r>
+        <w:t>sh</w:t>
+      </w:r>
+      <w:proofErr w:type="spellEnd"/>
+      <w:r>
+        <w:t xml:space="preserve"> 'echo $PASS | docker login -u $USER --password-stdin'</w:t>
+      </w:r>
+    </w:p>
+    <w:p>
+      <w:pPr>
+        <w:pStyle w:val="ListParagraph"/>
+      </w:pPr>
+      <w:r>
+        <w:t xml:space="preserve">                    </w:t>
+      </w:r>
+      <w:proofErr w:type="spellStart"/>
+      <w:r>
+        <w:t>sh</w:t>
+      </w:r>
+      <w:proofErr w:type="spellEnd"/>
+      <w:r>
+        <w:t xml:space="preserve"> 'docker push $DOCKER_IMAGE'</w:t>
+      </w:r>
+    </w:p>
+    <w:p>
+      <w:pPr>
+        <w:pStyle w:val="ListParagraph"/>
+      </w:pPr>
+      <w:r>
+        <w:t xml:space="preserve">                }</w:t>
+      </w:r>
+    </w:p>
+    <w:p>
+      <w:pPr>
+        <w:pStyle w:val="ListParagraph"/>
+      </w:pPr>
+      <w:r>
+        <w:t xml:space="preserve">            }</w:t>
+      </w:r>
+    </w:p>
+    <w:p>
+      <w:pPr>
+        <w:pStyle w:val="ListParagraph"/>
+      </w:pPr>
+      <w:r>
+        <w:t xml:space="preserve">        }</w:t>
+      </w:r>
+    </w:p>
+    <w:p>
+      <w:pPr>
+        <w:pStyle w:val="ListParagraph"/>
+      </w:pPr>
+    </w:p>
+    <w:p>
+      <w:pPr>
+        <w:pStyle w:val="ListParagraph"/>
+      </w:pPr>
+      <w:r>
+        <w:t xml:space="preserve">        </w:t>
+      </w:r>
+      <w:proofErr w:type="gramStart"/>
+      <w:r>
+        <w:t>stage(</w:t>
+      </w:r>
+      <w:proofErr w:type="gramEnd"/>
+      <w:r>
+        <w:t>'Deploy to EKS') {</w:t>
+      </w:r>
+    </w:p>
+    <w:p>
+      <w:pPr>
+        <w:pStyle w:val="ListParagraph"/>
+      </w:pPr>
+      <w:r>
+        <w:t xml:space="preserve">            steps {</w:t>
+      </w:r>
+    </w:p>
+    <w:p>
+      <w:pPr>
+        <w:pStyle w:val="ListParagraph"/>
+      </w:pPr>
+      <w:r>
+        <w:t xml:space="preserve">                </w:t>
+      </w:r>
+      <w:proofErr w:type="spellStart"/>
+      <w:r>
+        <w:t>sh</w:t>
+      </w:r>
+      <w:proofErr w:type="spellEnd"/>
+      <w:r>
+        <w:t xml:space="preserve"> '''</w:t>
+      </w:r>
+    </w:p>
+    <w:p>
+      <w:pPr>
+        <w:pStyle w:val="ListParagraph"/>
+      </w:pPr>
+      <w:r>
+        <w:t xml:space="preserve">                </w:t>
+      </w:r>
+      <w:proofErr w:type="spellStart"/>
+      <w:r>
+        <w:t>aws</w:t>
+      </w:r>
+      <w:proofErr w:type="spellEnd"/>
+      <w:r>
+        <w:t xml:space="preserve"> </w:t>
+      </w:r>
+      <w:proofErr w:type="spellStart"/>
+      <w:r>
+        <w:t>eks</w:t>
+      </w:r>
+      <w:proofErr w:type="spellEnd"/>
+      <w:r>
+        <w:t xml:space="preserve"> update-</w:t>
+      </w:r>
+      <w:proofErr w:type="spellStart"/>
+      <w:r>
+        <w:t>kubeconfig</w:t>
+      </w:r>
+      <w:proofErr w:type="spellEnd"/>
+      <w:r>
+        <w:t xml:space="preserve"> --region eu-central-1 --name trend-cluster</w:t>
+      </w:r>
+    </w:p>
+    <w:p>
+      <w:pPr>
+        <w:pStyle w:val="ListParagraph"/>
+      </w:pPr>
+      <w:r>
+        <w:t xml:space="preserve">                </w:t>
+      </w:r>
+      <w:proofErr w:type="spellStart"/>
+      <w:r>
+        <w:t>kubectl</w:t>
+      </w:r>
+      <w:proofErr w:type="spellEnd"/>
+      <w:r>
+        <w:t xml:space="preserve"> apply -f Trend/</w:t>
+      </w:r>
+      <w:proofErr w:type="spellStart"/>
+      <w:r>
+        <w:t>dist</w:t>
+      </w:r>
+      <w:proofErr w:type="spellEnd"/>
+      <w:r>
+        <w:t>/</w:t>
+      </w:r>
+      <w:proofErr w:type="spellStart"/>
+      <w:r>
+        <w:t>deployment.yml</w:t>
+      </w:r>
+      <w:proofErr w:type="spellEnd"/>
+    </w:p>
+    <w:p>
+      <w:pPr>
+        <w:pStyle w:val="ListParagraph"/>
+      </w:pPr>
+      <w:r>
+        <w:t xml:space="preserve">                </w:t>
+      </w:r>
+      <w:proofErr w:type="spellStart"/>
+      <w:r>
+        <w:t>kubectl</w:t>
+      </w:r>
+      <w:proofErr w:type="spellEnd"/>
+      <w:r>
+        <w:t xml:space="preserve"> apply -f Trend/</w:t>
+      </w:r>
+      <w:proofErr w:type="spellStart"/>
+      <w:r>
+        <w:t>dist</w:t>
+      </w:r>
+      <w:proofErr w:type="spellEnd"/>
+      <w:r>
+        <w:t>/</w:t>
+      </w:r>
+      <w:proofErr w:type="spellStart"/>
+      <w:r>
+        <w:t>service.yml</w:t>
+      </w:r>
+      <w:proofErr w:type="spellEnd"/>
+    </w:p>
+    <w:p>
+      <w:pPr>
+        <w:pStyle w:val="ListParagraph"/>
+      </w:pPr>
+      <w:r>
+        <w:t xml:space="preserve">                '''</w:t>
+      </w:r>
+    </w:p>
+    <w:p>
+      <w:pPr>
+        <w:pStyle w:val="ListParagraph"/>
+      </w:pPr>
+      <w:r>
+        <w:t xml:space="preserve">            }</w:t>
+      </w:r>
+    </w:p>
+    <w:p>
+      <w:pPr>
+        <w:pStyle w:val="ListParagraph"/>
+      </w:pPr>
+      <w:r>
+        <w:t xml:space="preserve">        }</w:t>
+      </w:r>
+    </w:p>
+    <w:p>
+      <w:pPr>
+        <w:pStyle w:val="ListParagraph"/>
+      </w:pPr>
+      <w:r>
+        <w:t xml:space="preserve">    }</w:t>
+      </w:r>
+    </w:p>
+    <w:p>
+      <w:pPr>
+        <w:pStyle w:val="ListParagraph"/>
+      </w:pPr>
+      <w:r>
+        <w:t>}</w:t>
+      </w:r>
+    </w:p>
+    <w:p>
+      <w:pPr>
+        <w:pStyle w:val="ListParagraph"/>
+      </w:pPr>
+    </w:p>
+    <w:p>
+      <w:pPr>
+        <w:pStyle w:val="ListParagraph"/>
+        <w:rPr>
+          <w:b/>
+          <w:bCs/>
+        </w:rPr>
+      </w:pPr>
+    </w:p>
+    <w:p>
+      <w:pPr>
+        <w:rPr>
+          <w:b/>
+          <w:bCs/>
+        </w:rPr>
+      </w:pPr>
+    </w:p>
+    <w:p>
+      <w:pPr>
+        <w:rPr>
+          <w:b/>
+          <w:bCs/>
+        </w:rPr>
+      </w:pPr>
+    </w:p>
+    <w:p>
+      <w:pPr>
+        <w:rPr>
+          <w:b/>
+          <w:bCs/>
+        </w:rPr>
+      </w:pPr>
+    </w:p>
+    <w:p>
+      <w:pPr>
+        <w:rPr>
+          <w:b/>
+          <w:bCs/>
+        </w:rPr>
+      </w:pPr>
+    </w:p>
+    <w:p>
+      <w:pPr>
+        <w:rPr>
+          <w:b/>
+          <w:bCs/>
+        </w:rPr>
+      </w:pPr>
+    </w:p>
+    <w:p>
+      <w:pPr>
+        <w:rPr>
+          <w:b/>
+          <w:bCs/>
+        </w:rPr>
+      </w:pPr>
+    </w:p>
+    <w:p>
+      <w:pPr>
+        <w:rPr>
+          <w:b/>
+          <w:bCs/>
+        </w:rPr>
+      </w:pPr>
+    </w:p>
+    <w:p>
+      <w:pPr>
+        <w:rPr>
+          <w:b/>
+          <w:bCs/>
+        </w:rPr>
+      </w:pPr>
+      <w:r>
+        <w:rPr>
+          <w:b/>
+          <w:bCs/>
+        </w:rPr>
+        <w:t>Build succeeded</w:t>
+      </w:r>
+    </w:p>
+    <w:p>
+      <w:pPr>
+        <w:rPr>
+          <w:b/>
+          <w:bCs/>
+        </w:rPr>
+      </w:pPr>
+      <w:r>
+        <w:rPr>
+          <w:b/>
+          <w:bCs/>
+          <w:noProof/>
+        </w:rPr>
+        <w:drawing>
+          <wp:inline distT="0" distB="0" distL="0" distR="0" wp14:anchorId="5690C715" wp14:editId="0141B46D">
+            <wp:extent cx="5731510" cy="2379345"/>
+            <wp:effectExtent l="0" t="0" r="2540" b="1905"/>
+            <wp:docPr id="1818423438" name="Picture 1"/>
+            <wp:cNvGraphicFramePr>
+              <a:graphicFrameLocks xmlns:a="http://schemas.openxmlformats.org/drawingml/2006/main" noChangeAspect="1"/>
+            </wp:cNvGraphicFramePr>
+            <a:graphic xmlns:a="http://schemas.openxmlformats.org/drawingml/2006/main">
+              <a:graphicData uri="http://schemas.openxmlformats.org/drawingml/2006/picture">
+                <pic:pic xmlns:pic="http://schemas.openxmlformats.org/drawingml/2006/picture">
+                  <pic:nvPicPr>
+                    <pic:cNvPr id="1818423438" name=""/>
+                    <pic:cNvPicPr/>
+                  </pic:nvPicPr>
+                  <pic:blipFill>
+                    <a:blip r:embed="rId23"/>
+                    <a:stretch>
+                      <a:fillRect/>
+                    </a:stretch>
+                  </pic:blipFill>
+                  <pic:spPr>
+                    <a:xfrm>
+                      <a:off x="0" y="0"/>
+                      <a:ext cx="5731510" cy="2379345"/>
+                    </a:xfrm>
+                    <a:prstGeom prst="rect">
+                      <a:avLst/>
+                    </a:prstGeom>
+                  </pic:spPr>
+                </pic:pic>
+              </a:graphicData>
+            </a:graphic>
+          </wp:inline>
+        </w:drawing>
+      </w:r>
+    </w:p>
+    <w:p>
+      <w:pPr>
+        <w:rPr>
+          <w:b/>
+          <w:bCs/>
+        </w:rPr>
+      </w:pPr>
+    </w:p>
+    <w:p>
+      <w:pPr>
+        <w:rPr>
+          <w:b/>
+          <w:bCs/>
+        </w:rPr>
+      </w:pPr>
+      <w:r>
+        <w:rPr>
+          <w:b/>
+          <w:bCs/>
+        </w:rPr>
+        <w:t>Now push some updated document to git</w:t>
+      </w:r>
+    </w:p>
+    <w:p>
+      <w:pPr>
+        <w:rPr>
+          <w:b/>
+          <w:bCs/>
+        </w:rPr>
+      </w:pPr>
+    </w:p>
+    <w:p>
+      <w:pPr>
+        <w:rPr>
+          <w:b/>
+          <w:bCs/>
+        </w:rPr>
+      </w:pPr>
+      <w:r>
+        <w:rPr>
+          <w:b/>
+          <w:bCs/>
+        </w:rPr>
+        <w:drawing>
+          <wp:inline distT="0" distB="0" distL="0" distR="0" wp14:anchorId="7D713C71" wp14:editId="4AE9383E">
+            <wp:extent cx="5731510" cy="3007360"/>
+            <wp:effectExtent l="0" t="0" r="2540" b="2540"/>
+            <wp:docPr id="234996911" name="Picture 1"/>
+            <wp:cNvGraphicFramePr>
+              <a:graphicFrameLocks xmlns:a="http://schemas.openxmlformats.org/drawingml/2006/main" noChangeAspect="1"/>
+            </wp:cNvGraphicFramePr>
+            <a:graphic xmlns:a="http://schemas.openxmlformats.org/drawingml/2006/main">
+              <a:graphicData uri="http://schemas.openxmlformats.org/drawingml/2006/picture">
+                <pic:pic xmlns:pic="http://schemas.openxmlformats.org/drawingml/2006/picture">
+                  <pic:nvPicPr>
+                    <pic:cNvPr id="234996911" name=""/>
+                    <pic:cNvPicPr/>
+                  </pic:nvPicPr>
+                  <pic:blipFill>
+                    <a:blip r:embed="rId24"/>
+                    <a:stretch>
+                      <a:fillRect/>
+                    </a:stretch>
+                  </pic:blipFill>
+                  <pic:spPr>
+                    <a:xfrm>
+                      <a:off x="0" y="0"/>
+                      <a:ext cx="5731510" cy="3007360"/>
+                    </a:xfrm>
+                    <a:prstGeom prst="rect">
+                      <a:avLst/>
+                    </a:prstGeom>
+                  </pic:spPr>
+                </pic:pic>
+              </a:graphicData>
+            </a:graphic>
+          </wp:inline>
+        </w:drawing>
+      </w:r>
+    </w:p>
+    <w:p>
+      <w:pPr>
+        <w:rPr>
+          <w:b/>
+          <w:bCs/>
+        </w:rPr>
+      </w:pPr>
+    </w:p>
+    <w:p>
+      <w:pPr>
+        <w:rPr>
+          <w:b/>
+          <w:bCs/>
+        </w:rPr>
+      </w:pPr>
+    </w:p>
+    <w:p>
+      <w:pPr>
+        <w:rPr>
+          <w:b/>
+          <w:bCs/>
+        </w:rPr>
+      </w:pPr>
+    </w:p>
+    <w:p>
+      <w:pPr>
+        <w:rPr>
+          <w:b/>
+          <w:bCs/>
+        </w:rPr>
+      </w:pPr>
+      <w:r>
+        <w:rPr>
+          <w:b/>
+          <w:bCs/>
+        </w:rPr>
+        <w:t>Deployed to EKS</w:t>
+      </w:r>
+    </w:p>
+    <w:p>
+      <w:pPr>
+        <w:rPr>
+          <w:b/>
+          <w:bCs/>
+        </w:rPr>
+      </w:pPr>
+      <w:r>
+        <w:rPr>
+          <w:b/>
+          <w:bCs/>
+          <w:noProof/>
+        </w:rPr>
+        <w:lastRenderedPageBreak/>
+        <w:drawing>
+          <wp:inline distT="0" distB="0" distL="0" distR="0" wp14:anchorId="10F02D2C" wp14:editId="61DB2108">
+            <wp:extent cx="5731510" cy="1553845"/>
+            <wp:effectExtent l="0" t="0" r="2540" b="8255"/>
+            <wp:docPr id="680568706" name="Picture 1"/>
+            <wp:cNvGraphicFramePr>
+              <a:graphicFrameLocks xmlns:a="http://schemas.openxmlformats.org/drawingml/2006/main" noChangeAspect="1"/>
+            </wp:cNvGraphicFramePr>
+            <a:graphic xmlns:a="http://schemas.openxmlformats.org/drawingml/2006/main">
+              <a:graphicData uri="http://schemas.openxmlformats.org/drawingml/2006/picture">
+                <pic:pic xmlns:pic="http://schemas.openxmlformats.org/drawingml/2006/picture">
+                  <pic:nvPicPr>
+                    <pic:cNvPr id="680568706" name=""/>
+                    <pic:cNvPicPr/>
+                  </pic:nvPicPr>
+                  <pic:blipFill>
+                    <a:blip r:embed="rId25"/>
+                    <a:stretch>
+                      <a:fillRect/>
+                    </a:stretch>
+                  </pic:blipFill>
+                  <pic:spPr>
+                    <a:xfrm>
+                      <a:off x="0" y="0"/>
+                      <a:ext cx="5731510" cy="1553845"/>
+                    </a:xfrm>
+                    <a:prstGeom prst="rect">
+                      <a:avLst/>
+                    </a:prstGeom>
+                  </pic:spPr>
+                </pic:pic>
+              </a:graphicData>
+            </a:graphic>
+          </wp:inline>
+        </w:drawing>
+      </w:r>
+    </w:p>
+    <w:p>
+      <w:pPr>
+        <w:rPr>
+          <w:b/>
+          <w:bCs/>
+        </w:rPr>
+      </w:pPr>
+    </w:p>
+    <w:p>
+      <w:pPr>
+        <w:rPr>
+          <w:b/>
+          <w:bCs/>
+        </w:rPr>
+      </w:pPr>
+    </w:p>
+    <w:p>
+      <w:pPr>
+        <w:rPr>
+          <w:b/>
+          <w:bCs/>
+        </w:rPr>
+      </w:pPr>
+    </w:p>
+    <w:p>
+      <w:pPr>
+        <w:rPr>
+          <w:b/>
+          <w:bCs/>
+        </w:rPr>
+      </w:pPr>
+    </w:p>
+    <w:p>
+      <w:pPr>
+        <w:rPr>
+          <w:b/>
+          <w:bCs/>
+        </w:rPr>
+      </w:pPr>
+    </w:p>
+    <w:p>
+      <w:pPr>
+        <w:rPr>
+          <w:b/>
+          <w:bCs/>
+        </w:rPr>
+      </w:pPr>
+    </w:p>
+    <w:p>
+      <w:pPr>
+        <w:rPr>
+          <w:b/>
+          <w:bCs/>
+        </w:rPr>
+      </w:pPr>
+    </w:p>
+    <w:p>
+      <w:pPr>
+        <w:rPr>
+          <w:b/>
+          <w:bCs/>
+        </w:rPr>
+      </w:pPr>
+    </w:p>
+    <w:p>
+      <w:pPr>
+        <w:rPr>
+          <w:b/>
+          <w:bCs/>
+        </w:rPr>
+      </w:pPr>
+    </w:p>
+    <w:p>
+      <w:pPr>
+        <w:rPr>
+          <w:b/>
+          <w:bCs/>
+        </w:rPr>
+      </w:pPr>
+    </w:p>
+    <w:p>
+      <w:pPr>
+        <w:rPr>
+          <w:b/>
+          <w:bCs/>
+        </w:rPr>
+      </w:pPr>
+    </w:p>
+    <w:p>
+      <w:pPr>
+        <w:rPr>
+          <w:b/>
+          <w:bCs/>
+        </w:rPr>
+      </w:pPr>
+    </w:p>
+    <w:p>
+      <w:pPr>
+        <w:rPr>
+          <w:b/>
+          <w:bCs/>
+        </w:rPr>
+      </w:pPr>
+      <w:r>
+        <w:rPr>
+          <w:b/>
+          <w:bCs/>
+        </w:rPr>
+        <w:t>Accessing application using External Ip of Load balancer</w:t>
+      </w:r>
+    </w:p>
+    <w:p>
+      <w:pPr>
+        <w:rPr>
+          <w:b/>
+          <w:bCs/>
+        </w:rPr>
+      </w:pPr>
+      <w:r>
+        <w:rPr>
+          <w:b/>
+          <w:bCs/>
+          <w:noProof/>
+        </w:rPr>
+        <w:drawing>
+          <wp:inline distT="0" distB="0" distL="0" distR="0" wp14:anchorId="3E98C749" wp14:editId="2FC92BD5">
+            <wp:extent cx="5731510" cy="3199130"/>
+            <wp:effectExtent l="0" t="0" r="2540" b="1270"/>
+            <wp:docPr id="1946264242" name="Picture 1"/>
+            <wp:cNvGraphicFramePr>
+              <a:graphicFrameLocks xmlns:a="http://schemas.openxmlformats.org/drawingml/2006/main" noChangeAspect="1"/>
+            </wp:cNvGraphicFramePr>
+            <a:graphic xmlns:a="http://schemas.openxmlformats.org/drawingml/2006/main">
+              <a:graphicData uri="http://schemas.openxmlformats.org/drawingml/2006/picture">
+                <pic:pic xmlns:pic="http://schemas.openxmlformats.org/drawingml/2006/picture">
+                  <pic:nvPicPr>
+                    <pic:cNvPr id="1946264242" name=""/>
+                    <pic:cNvPicPr/>
+                  </pic:nvPicPr>
+                  <pic:blipFill>
+                    <a:blip r:embed="rId26"/>
+                    <a:stretch>
+                      <a:fillRect/>
+                    </a:stretch>
+                  </pic:blipFill>
+                  <pic:spPr>
+                    <a:xfrm>
+                      <a:off x="0" y="0"/>
+                      <a:ext cx="5731510" cy="3199130"/>
+                    </a:xfrm>
+                    <a:prstGeom prst="rect">
+                      <a:avLst/>
+                    </a:prstGeom>
+                  </pic:spPr>
+                </pic:pic>
+              </a:graphicData>
+            </a:graphic>
+          </wp:inline>
+        </w:drawing>
+      </w:r>
+    </w:p>
+    <w:p>
+      <w:pPr>
+        <w:rPr>
+          <w:b/>
+          <w:bCs/>
+        </w:rPr>
+      </w:pPr>
+    </w:p>
+    <w:p>
+      <w:pPr>
+        <w:rPr>
+          <w:b/>
+          <w:bCs/>
+        </w:rPr>
+      </w:pPr>
+      <w:r>
+        <w:rPr>
+          <w:b/>
+          <w:bCs/>
+        </w:rPr>
+        <w:t>Monitor cluster using Prometheus and Grafana</w:t>
+      </w:r>
+    </w:p>
+    <w:p>
+      <w:pPr>
+        <w:rPr>
+          <w:b/>
+          <w:bCs/>
+        </w:rPr>
+      </w:pPr>
+      <w:r>
+        <w:rPr>
+          <w:b/>
+          <w:bCs/>
+        </w:rPr>
+        <w:t>Install Prometheus</w:t>
+      </w:r>
+    </w:p>
+    <w:p>
+      <w:pPr>
+        <w:rPr>
+          <w:b/>
+          <w:bCs/>
+        </w:rPr>
+      </w:pPr>
+      <w:r>
+        <w:rPr>
+          <w:b/>
+          <w:bCs/>
+          <w:noProof/>
+        </w:rPr>
+        <w:drawing>
+          <wp:inline distT="0" distB="0" distL="0" distR="0" wp14:anchorId="43167E6B" wp14:editId="35448E52">
+            <wp:extent cx="5731510" cy="2082800"/>
+            <wp:effectExtent l="0" t="0" r="2540" b="0"/>
+            <wp:docPr id="877879036" name="Picture 1"/>
+            <wp:cNvGraphicFramePr>
+              <a:graphicFrameLocks xmlns:a="http://schemas.openxmlformats.org/drawingml/2006/main" noChangeAspect="1"/>
+            </wp:cNvGraphicFramePr>
+            <a:graphic xmlns:a="http://schemas.openxmlformats.org/drawingml/2006/main">
+              <a:graphicData uri="http://schemas.openxmlformats.org/drawingml/2006/picture">
+                <pic:pic xmlns:pic="http://schemas.openxmlformats.org/drawingml/2006/picture">
+                  <pic:nvPicPr>
+                    <pic:cNvPr id="877879036" name=""/>
+                    <pic:cNvPicPr/>
+                  </pic:nvPicPr>
+                  <pic:blipFill>
+                    <a:blip r:embed="rId27"/>
+                    <a:stretch>
+                      <a:fillRect/>
+                    </a:stretch>
+                  </pic:blipFill>
+                  <pic:spPr>
+                    <a:xfrm>
+                      <a:off x="0" y="0"/>
+                      <a:ext cx="5731510" cy="2082800"/>
+                    </a:xfrm>
+                    <a:prstGeom prst="rect">
+                      <a:avLst/>
+                    </a:prstGeom>
+                  </pic:spPr>
+                </pic:pic>
+              </a:graphicData>
+            </a:graphic>
+          </wp:inline>
+        </w:drawing>
+      </w:r>
+    </w:p>
+    <w:p>
+      <w:pPr>
+        <w:rPr>
+          <w:b/>
+          <w:bCs/>
+        </w:rPr>
+      </w:pPr>
+    </w:p>
+    <w:p>
+      <w:pPr>
+        <w:rPr>
+          <w:b/>
+          <w:bCs/>
+        </w:rPr>
+      </w:pPr>
+      <w:r>
+        <w:rPr>
+          <w:b/>
+          <w:bCs/>
+          <w:noProof/>
+        </w:rPr>
+        <w:drawing>
+          <wp:inline distT="0" distB="0" distL="0" distR="0" wp14:anchorId="02AE13F3" wp14:editId="54DB1C32">
+            <wp:extent cx="5731510" cy="2081530"/>
+            <wp:effectExtent l="0" t="0" r="2540" b="0"/>
+            <wp:docPr id="1870646234" name="Picture 1"/>
+            <wp:cNvGraphicFramePr>
+              <a:graphicFrameLocks xmlns:a="http://schemas.openxmlformats.org/drawingml/2006/main" noChangeAspect="1"/>
+            </wp:cNvGraphicFramePr>
+            <a:graphic xmlns:a="http://schemas.openxmlformats.org/drawingml/2006/main">
+              <a:graphicData uri="http://schemas.openxmlformats.org/drawingml/2006/picture">
+                <pic:pic xmlns:pic="http://schemas.openxmlformats.org/drawingml/2006/picture">
+                  <pic:nvPicPr>
+                    <pic:cNvPr id="1870646234" name=""/>
+                    <pic:cNvPicPr/>
+                  </pic:nvPicPr>
+                  <pic:blipFill>
+                    <a:blip r:embed="rId28"/>
+                    <a:stretch>
+                      <a:fillRect/>
+                    </a:stretch>
+                  </pic:blipFill>
+                  <pic:spPr>
+                    <a:xfrm>
+                      <a:off x="0" y="0"/>
+                      <a:ext cx="5731510" cy="2081530"/>
+                    </a:xfrm>
+                    <a:prstGeom prst="rect">
+                      <a:avLst/>
+                    </a:prstGeom>
+                  </pic:spPr>
+                </pic:pic>
+              </a:graphicData>
+            </a:graphic>
+          </wp:inline>
+        </w:drawing>
+      </w:r>
+    </w:p>
+    <w:p>
+      <w:pPr>
+        <w:rPr>
+          <w:b/>
+          <w:bCs/>
+        </w:rPr>
+      </w:pPr>
+      <w:r>
+        <w:rPr>
+          <w:b/>
+          <w:bCs/>
+          <w:noProof/>
+        </w:rPr>
+        <w:drawing>
+          <wp:inline distT="0" distB="0" distL="0" distR="0" wp14:anchorId="0D2F8722" wp14:editId="2ECB4437">
+            <wp:extent cx="5731510" cy="2520315"/>
+            <wp:effectExtent l="0" t="0" r="2540" b="0"/>
+            <wp:docPr id="667155037" name="Picture 1"/>
+            <wp:cNvGraphicFramePr>
+              <a:graphicFrameLocks xmlns:a="http://schemas.openxmlformats.org/drawingml/2006/main" noChangeAspect="1"/>
+            </wp:cNvGraphicFramePr>
+            <a:graphic xmlns:a="http://schemas.openxmlformats.org/drawingml/2006/main">
+              <a:graphicData uri="http://schemas.openxmlformats.org/drawingml/2006/picture">
+                <pic:pic xmlns:pic="http://schemas.openxmlformats.org/drawingml/2006/picture">
+                  <pic:nvPicPr>
+                    <pic:cNvPr id="667155037" name=""/>
+                    <pic:cNvPicPr/>
+                  </pic:nvPicPr>
+                  <pic:blipFill>
+                    <a:blip r:embed="rId29"/>
+                    <a:stretch>
+                      <a:fillRect/>
+                    </a:stretch>
+                  </pic:blipFill>
+                  <pic:spPr>
+                    <a:xfrm>
+                      <a:off x="0" y="0"/>
+                      <a:ext cx="5731510" cy="2520315"/>
+                    </a:xfrm>
+                    <a:prstGeom prst="rect">
+                      <a:avLst/>
+                    </a:prstGeom>
+                  </pic:spPr>
+                </pic:pic>
+              </a:graphicData>
+            </a:graphic>
+          </wp:inline>
+        </w:drawing>
+      </w:r>
+    </w:p>
+    <w:p>
+      <w:pPr>
+        <w:rPr>
+          <w:b/>
+          <w:bCs/>
+        </w:rPr>
+      </w:pPr>
+      <w:r>
+        <w:rPr>
+          <w:b/>
+          <w:bCs/>
+          <w:noProof/>
+        </w:rPr>
+        <w:lastRenderedPageBreak/>
+        <w:drawing>
+          <wp:inline distT="0" distB="0" distL="0" distR="0" wp14:anchorId="028A2FDB" wp14:editId="7B39CAD0">
+            <wp:extent cx="5731510" cy="2844800"/>
+            <wp:effectExtent l="0" t="0" r="2540" b="0"/>
+            <wp:docPr id="613190304" name="Picture 1"/>
+            <wp:cNvGraphicFramePr>
+              <a:graphicFrameLocks xmlns:a="http://schemas.openxmlformats.org/drawingml/2006/main" noChangeAspect="1"/>
+            </wp:cNvGraphicFramePr>
+            <a:graphic xmlns:a="http://schemas.openxmlformats.org/drawingml/2006/main">
+              <a:graphicData uri="http://schemas.openxmlformats.org/drawingml/2006/picture">
+                <pic:pic xmlns:pic="http://schemas.openxmlformats.org/drawingml/2006/picture">
+                  <pic:nvPicPr>
+                    <pic:cNvPr id="613190304" name=""/>
+                    <pic:cNvPicPr/>
+                  </pic:nvPicPr>
+                  <pic:blipFill>
+                    <a:blip r:embed="rId30"/>
+                    <a:stretch>
+                      <a:fillRect/>
+                    </a:stretch>
+                  </pic:blipFill>
+                  <pic:spPr>
+                    <a:xfrm>
+                      <a:off x="0" y="0"/>
+                      <a:ext cx="5731510" cy="2844800"/>
+                    </a:xfrm>
+                    <a:prstGeom prst="rect">
+                      <a:avLst/>
+                    </a:prstGeom>
+                  </pic:spPr>
+                </pic:pic>
+              </a:graphicData>
+            </a:graphic>
+          </wp:inline>
+        </w:drawing>
+      </w:r>
+    </w:p>
+    <w:p>
+      <w:pPr>
+        <w:rPr>
+          <w:b/>
+          <w:bCs/>
+        </w:rPr>
+      </w:pPr>
+      <w:r>
+        <w:rPr>
+          <w:b/>
+          <w:bCs/>
+          <w:noProof/>
+        </w:rPr>
+        <w:drawing>
+          <wp:inline distT="0" distB="0" distL="0" distR="0" wp14:anchorId="1C58D52F" wp14:editId="531BB41F">
+            <wp:extent cx="5731510" cy="2384425"/>
+            <wp:effectExtent l="0" t="0" r="2540" b="0"/>
+            <wp:docPr id="1554334778" name="Picture 1"/>
+            <wp:cNvGraphicFramePr>
+              <a:graphicFrameLocks xmlns:a="http://schemas.openxmlformats.org/drawingml/2006/main" noChangeAspect="1"/>
+            </wp:cNvGraphicFramePr>
+            <a:graphic xmlns:a="http://schemas.openxmlformats.org/drawingml/2006/main">
+              <a:graphicData uri="http://schemas.openxmlformats.org/drawingml/2006/picture">
+                <pic:pic xmlns:pic="http://schemas.openxmlformats.org/drawingml/2006/picture">
+                  <pic:nvPicPr>
+                    <pic:cNvPr id="1554334778" name=""/>
+                    <pic:cNvPicPr/>
+                  </pic:nvPicPr>
+                  <pic:blipFill>
+                    <a:blip r:embed="rId31"/>
+                    <a:stretch>
+                      <a:fillRect/>
+                    </a:stretch>
+                  </pic:blipFill>
+                  <pic:spPr>
+                    <a:xfrm>
+                      <a:off x="0" y="0"/>
+                      <a:ext cx="5731510" cy="2384425"/>
+                    </a:xfrm>
+                    <a:prstGeom prst="rect">
+                      <a:avLst/>
+                    </a:prstGeom>
+                  </pic:spPr>
+                </pic:pic>
+              </a:graphicData>
+            </a:graphic>
+          </wp:inline>
+        </w:drawing>
+      </w:r>
+    </w:p>
+    <w:p>
+      <w:pPr>
         <w:rPr>
           <w:b/>
           <w:bCs/>

--- a/Trend/Devops-CICD-Project2.docx
+++ b/Trend/Devops-CICD-Project2.docx
@@ -1534,15 +1534,7 @@
         <w:pStyle w:val="ListParagraph"/>
       </w:pPr>
       <w:r>
-        <w:t xml:space="preserve">        </w:t>
-      </w:r>
-      <w:proofErr w:type="gramStart"/>
-      <w:r>
-        <w:t>stage(</w:t>
-      </w:r>
-      <w:proofErr w:type="gramEnd"/>
-      <w:r>
-        <w:t>'Build Docker Image') {</w:t>
+        <w:t xml:space="preserve">        stage('Build Docker Image') {</w:t>
       </w:r>
     </w:p>
     <w:p>
@@ -1566,15 +1558,23 @@
       </w:r>
       <w:proofErr w:type="spellEnd"/>
       <w:r>
-        <w:t xml:space="preserve"> '</w:t>
+        <w:t xml:space="preserve"> 'pwd'</w:t>
+      </w:r>
+    </w:p>
+    <w:p>
+      <w:pPr>
+        <w:pStyle w:val="ListParagraph"/>
+      </w:pPr>
+      <w:r>
+        <w:t xml:space="preserve">                </w:t>
       </w:r>
       <w:proofErr w:type="spellStart"/>
       <w:r>
-        <w:t>pwd</w:t>
+        <w:t>sh</w:t>
       </w:r>
       <w:proofErr w:type="spellEnd"/>
       <w:r>
-        <w:t>'</w:t>
+        <w:t xml:space="preserve"> 'ls'</w:t>
       </w:r>
     </w:p>
     <w:p>
@@ -1590,13 +1590,53 @@
       </w:r>
       <w:proofErr w:type="spellEnd"/>
       <w:r>
-        <w:t xml:space="preserve"> '</w:t>
+        <w:t xml:space="preserve"> 'docker build -t $DOCKER_IMAGE Trend/</w:t>
       </w:r>
       <w:proofErr w:type="spellStart"/>
       <w:r>
-        <w:t>ls'</w:t>
+        <w:t>dist</w:t>
       </w:r>
       <w:proofErr w:type="spellEnd"/>
+      <w:r>
+        <w:t>/.'</w:t>
+      </w:r>
+    </w:p>
+    <w:p>
+      <w:pPr>
+        <w:pStyle w:val="ListParagraph"/>
+      </w:pPr>
+      <w:r>
+        <w:t xml:space="preserve">            }</w:t>
+      </w:r>
+    </w:p>
+    <w:p>
+      <w:pPr>
+        <w:pStyle w:val="ListParagraph"/>
+      </w:pPr>
+      <w:r>
+        <w:t xml:space="preserve">        }</w:t>
+      </w:r>
+    </w:p>
+    <w:p>
+      <w:pPr>
+        <w:pStyle w:val="ListParagraph"/>
+      </w:pPr>
+    </w:p>
+    <w:p>
+      <w:pPr>
+        <w:pStyle w:val="ListParagraph"/>
+      </w:pPr>
+      <w:r>
+        <w:t xml:space="preserve">        stage('Push Image') {</w:t>
+      </w:r>
+    </w:p>
+    <w:p>
+      <w:pPr>
+        <w:pStyle w:val="ListParagraph"/>
+      </w:pPr>
+      <w:r>
+        <w:t xml:space="preserve">            steps {</w:t>
+      </w:r>
     </w:p>
     <w:p>
       <w:pPr>
@@ -1607,19 +1647,120 @@
       </w:r>
       <w:proofErr w:type="spellStart"/>
       <w:r>
+        <w:t>withCredentials</w:t>
+      </w:r>
+      <w:proofErr w:type="spellEnd"/>
+      <w:r>
+        <w:t>([</w:t>
+      </w:r>
+      <w:proofErr w:type="spellStart"/>
+      <w:r>
+        <w:t>usernamePassword</w:t>
+      </w:r>
+      <w:proofErr w:type="spellEnd"/>
+      <w:r>
+        <w:t>(</w:t>
+      </w:r>
+    </w:p>
+    <w:p>
+      <w:pPr>
+        <w:pStyle w:val="ListParagraph"/>
+      </w:pPr>
+      <w:r>
+        <w:t xml:space="preserve">                  </w:t>
+      </w:r>
+      <w:proofErr w:type="spellStart"/>
+      <w:r>
+        <w:t>credentialsId</w:t>
+      </w:r>
+      <w:proofErr w:type="spellEnd"/>
+      <w:r>
+        <w:t>: '</w:t>
+      </w:r>
+      <w:proofErr w:type="spellStart"/>
+      <w:r>
+        <w:t>dockerhub</w:t>
+      </w:r>
+      <w:proofErr w:type="spellEnd"/>
+      <w:r>
+        <w:t>-creds',</w:t>
+      </w:r>
+    </w:p>
+    <w:p>
+      <w:pPr>
+        <w:pStyle w:val="ListParagraph"/>
+      </w:pPr>
+      <w:r>
+        <w:t xml:space="preserve">                  </w:t>
+      </w:r>
+      <w:proofErr w:type="spellStart"/>
+      <w:r>
+        <w:t>usernameVariable</w:t>
+      </w:r>
+      <w:proofErr w:type="spellEnd"/>
+      <w:r>
+        <w:t>: 'USER',</w:t>
+      </w:r>
+    </w:p>
+    <w:p>
+      <w:pPr>
+        <w:pStyle w:val="ListParagraph"/>
+      </w:pPr>
+      <w:r>
+        <w:t xml:space="preserve">                  </w:t>
+      </w:r>
+      <w:proofErr w:type="spellStart"/>
+      <w:r>
+        <w:t>passwordVariable</w:t>
+      </w:r>
+      <w:proofErr w:type="spellEnd"/>
+      <w:r>
+        <w:t>: 'PASS')]) {</w:t>
+      </w:r>
+    </w:p>
+    <w:p>
+      <w:pPr>
+        <w:pStyle w:val="ListParagraph"/>
+      </w:pPr>
+    </w:p>
+    <w:p>
+      <w:pPr>
+        <w:pStyle w:val="ListParagraph"/>
+      </w:pPr>
+      <w:r>
+        <w:t xml:space="preserve">                    </w:t>
+      </w:r>
+      <w:proofErr w:type="spellStart"/>
+      <w:r>
         <w:t>sh</w:t>
       </w:r>
       <w:proofErr w:type="spellEnd"/>
       <w:r>
-        <w:t xml:space="preserve"> 'docker build -t $DOCKER_IMAGE Trend/</w:t>
+        <w:t xml:space="preserve"> 'echo $PASS | docker login -u $USER --password-stdin'</w:t>
+      </w:r>
+    </w:p>
+    <w:p>
+      <w:pPr>
+        <w:pStyle w:val="ListParagraph"/>
+      </w:pPr>
+      <w:r>
+        <w:t xml:space="preserve">                    </w:t>
       </w:r>
       <w:proofErr w:type="spellStart"/>
       <w:r>
-        <w:t>dist</w:t>
+        <w:t>sh</w:t>
       </w:r>
       <w:proofErr w:type="spellEnd"/>
       <w:r>
-        <w:t>/.'</w:t>
+        <w:t xml:space="preserve"> 'docker push $DOCKER_IMAGE'</w:t>
+      </w:r>
+    </w:p>
+    <w:p>
+      <w:pPr>
+        <w:pStyle w:val="ListParagraph"/>
+      </w:pPr>
+      <w:r>
+        <w:t xml:space="preserve">                }</w:t>
       </w:r>
     </w:p>
     <w:p>
@@ -1648,192 +1789,7 @@
         <w:pStyle w:val="ListParagraph"/>
       </w:pPr>
       <w:r>
-        <w:t xml:space="preserve">        </w:t>
-      </w:r>
-      <w:proofErr w:type="gramStart"/>
-      <w:r>
-        <w:t>stage(</w:t>
-      </w:r>
-      <w:proofErr w:type="gramEnd"/>
-      <w:r>
-        <w:t>'Push Image') {</w:t>
-      </w:r>
-    </w:p>
-    <w:p>
-      <w:pPr>
-        <w:pStyle w:val="ListParagraph"/>
-      </w:pPr>
-      <w:r>
-        <w:t xml:space="preserve">            steps {</w:t>
-      </w:r>
-    </w:p>
-    <w:p>
-      <w:pPr>
-        <w:pStyle w:val="ListParagraph"/>
-      </w:pPr>
-      <w:r>
-        <w:t xml:space="preserve">                </w:t>
-      </w:r>
-      <w:proofErr w:type="spellStart"/>
-      <w:proofErr w:type="gramStart"/>
-      <w:r>
-        <w:t>withCredentials</w:t>
-      </w:r>
-      <w:proofErr w:type="spellEnd"/>
-      <w:r>
-        <w:t>(</w:t>
-      </w:r>
-      <w:proofErr w:type="gramEnd"/>
-      <w:r>
-        <w:t>[</w:t>
-      </w:r>
-      <w:proofErr w:type="spellStart"/>
-      <w:proofErr w:type="gramStart"/>
-      <w:r>
-        <w:t>usernamePassword</w:t>
-      </w:r>
-      <w:proofErr w:type="spellEnd"/>
-      <w:r>
-        <w:t>(</w:t>
-      </w:r>
-      <w:proofErr w:type="gramEnd"/>
-    </w:p>
-    <w:p>
-      <w:pPr>
-        <w:pStyle w:val="ListParagraph"/>
-      </w:pPr>
-      <w:r>
-        <w:t xml:space="preserve">                  </w:t>
-      </w:r>
-      <w:proofErr w:type="spellStart"/>
-      <w:r>
-        <w:t>credentialsId</w:t>
-      </w:r>
-      <w:proofErr w:type="spellEnd"/>
-      <w:r>
-        <w:t>: '</w:t>
-      </w:r>
-      <w:proofErr w:type="spellStart"/>
-      <w:r>
-        <w:t>dockerhub</w:t>
-      </w:r>
-      <w:proofErr w:type="spellEnd"/>
-      <w:r>
-        <w:t>-creds',</w:t>
-      </w:r>
-    </w:p>
-    <w:p>
-      <w:pPr>
-        <w:pStyle w:val="ListParagraph"/>
-      </w:pPr>
-      <w:r>
-        <w:t xml:space="preserve">                  </w:t>
-      </w:r>
-      <w:proofErr w:type="spellStart"/>
-      <w:r>
-        <w:t>usernameVariable</w:t>
-      </w:r>
-      <w:proofErr w:type="spellEnd"/>
-      <w:r>
-        <w:t>: 'USER',</w:t>
-      </w:r>
-    </w:p>
-    <w:p>
-      <w:pPr>
-        <w:pStyle w:val="ListParagraph"/>
-      </w:pPr>
-      <w:r>
-        <w:t xml:space="preserve">                  </w:t>
-      </w:r>
-      <w:proofErr w:type="spellStart"/>
-      <w:r>
-        <w:t>passwordVariable</w:t>
-      </w:r>
-      <w:proofErr w:type="spellEnd"/>
-      <w:r>
-        <w:t>: 'PASS')]) {</w:t>
-      </w:r>
-    </w:p>
-    <w:p>
-      <w:pPr>
-        <w:pStyle w:val="ListParagraph"/>
-      </w:pPr>
-    </w:p>
-    <w:p>
-      <w:pPr>
-        <w:pStyle w:val="ListParagraph"/>
-      </w:pPr>
-      <w:r>
-        <w:t xml:space="preserve">                    </w:t>
-      </w:r>
-      <w:proofErr w:type="spellStart"/>
-      <w:r>
-        <w:t>sh</w:t>
-      </w:r>
-      <w:proofErr w:type="spellEnd"/>
-      <w:r>
-        <w:t xml:space="preserve"> 'echo $PASS | docker login -u $USER --password-stdin'</w:t>
-      </w:r>
-    </w:p>
-    <w:p>
-      <w:pPr>
-        <w:pStyle w:val="ListParagraph"/>
-      </w:pPr>
-      <w:r>
-        <w:t xml:space="preserve">                    </w:t>
-      </w:r>
-      <w:proofErr w:type="spellStart"/>
-      <w:r>
-        <w:t>sh</w:t>
-      </w:r>
-      <w:proofErr w:type="spellEnd"/>
-      <w:r>
-        <w:t xml:space="preserve"> 'docker push $DOCKER_IMAGE'</w:t>
-      </w:r>
-    </w:p>
-    <w:p>
-      <w:pPr>
-        <w:pStyle w:val="ListParagraph"/>
-      </w:pPr>
-      <w:r>
-        <w:t xml:space="preserve">                }</w:t>
-      </w:r>
-    </w:p>
-    <w:p>
-      <w:pPr>
-        <w:pStyle w:val="ListParagraph"/>
-      </w:pPr>
-      <w:r>
-        <w:t xml:space="preserve">            }</w:t>
-      </w:r>
-    </w:p>
-    <w:p>
-      <w:pPr>
-        <w:pStyle w:val="ListParagraph"/>
-      </w:pPr>
-      <w:r>
-        <w:t xml:space="preserve">        }</w:t>
-      </w:r>
-    </w:p>
-    <w:p>
-      <w:pPr>
-        <w:pStyle w:val="ListParagraph"/>
-      </w:pPr>
-    </w:p>
-    <w:p>
-      <w:pPr>
-        <w:pStyle w:val="ListParagraph"/>
-      </w:pPr>
-      <w:r>
-        <w:t xml:space="preserve">        </w:t>
-      </w:r>
-      <w:proofErr w:type="gramStart"/>
-      <w:r>
-        <w:t>stage(</w:t>
-      </w:r>
-      <w:proofErr w:type="gramEnd"/>
-      <w:r>
-        <w:t>'Deploy to EKS') {</w:t>
+        <w:t xml:space="preserve">        stage('Deploy to EKS') {</w:t>
       </w:r>
     </w:p>
     <w:p>
@@ -2167,6 +2123,7 @@
         <w:rPr>
           <w:b/>
           <w:bCs/>
+          <w:noProof/>
         </w:rPr>
         <w:drawing>
           <wp:inline distT="0" distB="0" distL="0" distR="0" wp14:anchorId="7D713C71" wp14:editId="4AE9383E">
@@ -2236,6 +2193,184 @@
           <w:bCs/>
         </w:rPr>
       </w:pPr>
+    </w:p>
+    <w:p>
+      <w:pPr>
+        <w:rPr>
+          <w:b/>
+          <w:bCs/>
+        </w:rPr>
+      </w:pPr>
+    </w:p>
+    <w:p>
+      <w:pPr>
+        <w:rPr>
+          <w:b/>
+          <w:bCs/>
+        </w:rPr>
+      </w:pPr>
+    </w:p>
+    <w:p>
+      <w:pPr>
+        <w:rPr>
+          <w:b/>
+          <w:bCs/>
+        </w:rPr>
+      </w:pPr>
+      <w:r>
+        <w:rPr>
+          <w:b/>
+          <w:bCs/>
+        </w:rPr>
+        <w:lastRenderedPageBreak/>
+        <w:t xml:space="preserve">Waiting for the poll in </w:t>
+      </w:r>
+      <w:proofErr w:type="spellStart"/>
+      <w:r>
+        <w:rPr>
+          <w:b/>
+          <w:bCs/>
+        </w:rPr>
+        <w:t>jenkins</w:t>
+      </w:r>
+      <w:proofErr w:type="spellEnd"/>
+    </w:p>
+    <w:p>
+      <w:pPr>
+        <w:rPr>
+          <w:b/>
+          <w:bCs/>
+        </w:rPr>
+      </w:pPr>
+      <w:r>
+        <w:rPr>
+          <w:b/>
+          <w:bCs/>
+        </w:rPr>
+        <w:drawing>
+          <wp:inline distT="0" distB="0" distL="0" distR="0" wp14:anchorId="1FF87212" wp14:editId="400659FD">
+            <wp:extent cx="5731510" cy="2154555"/>
+            <wp:effectExtent l="0" t="0" r="2540" b="0"/>
+            <wp:docPr id="739376338" name="Picture 1"/>
+            <wp:cNvGraphicFramePr>
+              <a:graphicFrameLocks xmlns:a="http://schemas.openxmlformats.org/drawingml/2006/main" noChangeAspect="1"/>
+            </wp:cNvGraphicFramePr>
+            <a:graphic xmlns:a="http://schemas.openxmlformats.org/drawingml/2006/main">
+              <a:graphicData uri="http://schemas.openxmlformats.org/drawingml/2006/picture">
+                <pic:pic xmlns:pic="http://schemas.openxmlformats.org/drawingml/2006/picture">
+                  <pic:nvPicPr>
+                    <pic:cNvPr id="739376338" name=""/>
+                    <pic:cNvPicPr/>
+                  </pic:nvPicPr>
+                  <pic:blipFill>
+                    <a:blip r:embed="rId25"/>
+                    <a:stretch>
+                      <a:fillRect/>
+                    </a:stretch>
+                  </pic:blipFill>
+                  <pic:spPr>
+                    <a:xfrm>
+                      <a:off x="0" y="0"/>
+                      <a:ext cx="5731510" cy="2154555"/>
+                    </a:xfrm>
+                    <a:prstGeom prst="rect">
+                      <a:avLst/>
+                    </a:prstGeom>
+                  </pic:spPr>
+                </pic:pic>
+              </a:graphicData>
+            </a:graphic>
+          </wp:inline>
+        </w:drawing>
+      </w:r>
+    </w:p>
+    <w:p>
+      <w:pPr>
+        <w:rPr>
+          <w:b/>
+          <w:bCs/>
+        </w:rPr>
+      </w:pPr>
+    </w:p>
+    <w:p>
+      <w:pPr>
+        <w:rPr>
+          <w:b/>
+          <w:bCs/>
+        </w:rPr>
+      </w:pPr>
+      <w:r>
+        <w:rPr>
+          <w:b/>
+          <w:bCs/>
+        </w:rPr>
+        <w:t>Change found build triggered</w:t>
+      </w:r>
+    </w:p>
+    <w:p>
+      <w:pPr>
+        <w:rPr>
+          <w:b/>
+          <w:bCs/>
+        </w:rPr>
+      </w:pPr>
+      <w:r>
+        <w:rPr>
+          <w:b/>
+          <w:bCs/>
+        </w:rPr>
+        <w:drawing>
+          <wp:inline distT="0" distB="0" distL="0" distR="0" wp14:anchorId="122E89D5" wp14:editId="1AEDC0F2">
+            <wp:extent cx="5731510" cy="2456815"/>
+            <wp:effectExtent l="0" t="0" r="2540" b="635"/>
+            <wp:docPr id="194329654" name="Picture 1"/>
+            <wp:cNvGraphicFramePr>
+              <a:graphicFrameLocks xmlns:a="http://schemas.openxmlformats.org/drawingml/2006/main" noChangeAspect="1"/>
+            </wp:cNvGraphicFramePr>
+            <a:graphic xmlns:a="http://schemas.openxmlformats.org/drawingml/2006/main">
+              <a:graphicData uri="http://schemas.openxmlformats.org/drawingml/2006/picture">
+                <pic:pic xmlns:pic="http://schemas.openxmlformats.org/drawingml/2006/picture">
+                  <pic:nvPicPr>
+                    <pic:cNvPr id="194329654" name=""/>
+                    <pic:cNvPicPr/>
+                  </pic:nvPicPr>
+                  <pic:blipFill>
+                    <a:blip r:embed="rId26"/>
+                    <a:stretch>
+                      <a:fillRect/>
+                    </a:stretch>
+                  </pic:blipFill>
+                  <pic:spPr>
+                    <a:xfrm>
+                      <a:off x="0" y="0"/>
+                      <a:ext cx="5731510" cy="2456815"/>
+                    </a:xfrm>
+                    <a:prstGeom prst="rect">
+                      <a:avLst/>
+                    </a:prstGeom>
+                  </pic:spPr>
+                </pic:pic>
+              </a:graphicData>
+            </a:graphic>
+          </wp:inline>
+        </w:drawing>
+      </w:r>
+    </w:p>
+    <w:p>
+      <w:pPr>
+        <w:rPr>
+          <w:b/>
+          <w:bCs/>
+        </w:rPr>
+      </w:pPr>
+    </w:p>
+    <w:p>
+      <w:pPr>
+        <w:rPr>
+          <w:b/>
+          <w:bCs/>
+        </w:rPr>
+      </w:pPr>
       <w:r>
         <w:rPr>
           <w:b/>
@@ -2257,7 +2392,6 @@
           <w:bCs/>
           <w:noProof/>
         </w:rPr>
-        <w:lastRenderedPageBreak/>
         <w:drawing>
           <wp:inline distT="0" distB="0" distL="0" distR="0" wp14:anchorId="10F02D2C" wp14:editId="61DB2108">
             <wp:extent cx="5731510" cy="1553845"/>
@@ -2274,7 +2408,7 @@
                     <pic:cNvPicPr/>
                   </pic:nvPicPr>
                   <pic:blipFill>
-                    <a:blip r:embed="rId25"/>
+                    <a:blip r:embed="rId27"/>
                     <a:stretch>
                       <a:fillRect/>
                     </a:stretch>
@@ -2435,7 +2569,7 @@
                     <pic:cNvPicPr/>
                   </pic:nvPicPr>
                   <pic:blipFill>
-                    <a:blip r:embed="rId26"/>
+                    <a:blip r:embed="rId28"/>
                     <a:stretch>
                       <a:fillRect/>
                     </a:stretch>
@@ -2507,6 +2641,7 @@
           <w:bCs/>
           <w:noProof/>
         </w:rPr>
+        <w:lastRenderedPageBreak/>
         <w:drawing>
           <wp:inline distT="0" distB="0" distL="0" distR="0" wp14:anchorId="43167E6B" wp14:editId="35448E52">
             <wp:extent cx="5731510" cy="2082800"/>
@@ -2523,7 +2658,7 @@
                     <pic:cNvPicPr/>
                   </pic:nvPicPr>
                   <pic:blipFill>
-                    <a:blip r:embed="rId27"/>
+                    <a:blip r:embed="rId29"/>
                     <a:stretch>
                       <a:fillRect/>
                     </a:stretch>
@@ -2581,7 +2716,7 @@
                     <pic:cNvPicPr/>
                   </pic:nvPicPr>
                   <pic:blipFill>
-                    <a:blip r:embed="rId28"/>
+                    <a:blip r:embed="rId30"/>
                     <a:stretch>
                       <a:fillRect/>
                     </a:stretch>
@@ -2631,7 +2766,7 @@
                     <pic:cNvPicPr/>
                   </pic:nvPicPr>
                   <pic:blipFill>
-                    <a:blip r:embed="rId29"/>
+                    <a:blip r:embed="rId31"/>
                     <a:stretch>
                       <a:fillRect/>
                     </a:stretch>
@@ -2682,7 +2817,7 @@
                     <pic:cNvPicPr/>
                   </pic:nvPicPr>
                   <pic:blipFill>
-                    <a:blip r:embed="rId30"/>
+                    <a:blip r:embed="rId32"/>
                     <a:stretch>
                       <a:fillRect/>
                     </a:stretch>
@@ -2732,7 +2867,7 @@
                     <pic:cNvPicPr/>
                   </pic:nvPicPr>
                   <pic:blipFill>
-                    <a:blip r:embed="rId31"/>
+                    <a:blip r:embed="rId33"/>
                     <a:stretch>
                       <a:fillRect/>
                     </a:stretch>

--- a/Trend/Devops-CICD-Project2.docx
+++ b/Trend/Devops-CICD-Project2.docx
@@ -1534,7 +1534,15 @@
         <w:pStyle w:val="ListParagraph"/>
       </w:pPr>
       <w:r>
-        <w:t xml:space="preserve">        stage('Build Docker Image') {</w:t>
+        <w:t xml:space="preserve">        </w:t>
+      </w:r>
+      <w:proofErr w:type="gramStart"/>
+      <w:r>
+        <w:t>stage(</w:t>
+      </w:r>
+      <w:proofErr w:type="gramEnd"/>
+      <w:r>
+        <w:t>'Build Docker Image') {</w:t>
       </w:r>
     </w:p>
     <w:p>
@@ -1627,7 +1635,15 @@
         <w:pStyle w:val="ListParagraph"/>
       </w:pPr>
       <w:r>
-        <w:t xml:space="preserve">        stage('Push Image') {</w:t>
+        <w:t xml:space="preserve">        </w:t>
+      </w:r>
+      <w:proofErr w:type="gramStart"/>
+      <w:r>
+        <w:t>stage(</w:t>
+      </w:r>
+      <w:proofErr w:type="gramEnd"/>
+      <w:r>
+        <w:t>'Push Image') {</w:t>
       </w:r>
     </w:p>
     <w:p>
@@ -1646,14 +1662,20 @@
         <w:t xml:space="preserve">                </w:t>
       </w:r>
       <w:proofErr w:type="spellStart"/>
+      <w:proofErr w:type="gramStart"/>
       <w:r>
         <w:t>withCredentials</w:t>
       </w:r>
       <w:proofErr w:type="spellEnd"/>
       <w:r>
-        <w:t>([</w:t>
+        <w:t>(</w:t>
+      </w:r>
+      <w:proofErr w:type="gramEnd"/>
+      <w:r>
+        <w:t>[</w:t>
       </w:r>
       <w:proofErr w:type="spellStart"/>
+      <w:proofErr w:type="gramStart"/>
       <w:r>
         <w:t>usernamePassword</w:t>
       </w:r>
@@ -1661,6 +1683,7 @@
       <w:r>
         <w:t>(</w:t>
       </w:r>
+      <w:proofErr w:type="gramEnd"/>
     </w:p>
     <w:p>
       <w:pPr>
@@ -1789,7 +1812,15 @@
         <w:pStyle w:val="ListParagraph"/>
       </w:pPr>
       <w:r>
-        <w:t xml:space="preserve">        stage('Deploy to EKS') {</w:t>
+        <w:t xml:space="preserve">        </w:t>
+      </w:r>
+      <w:proofErr w:type="gramStart"/>
+      <w:r>
+        <w:t>stage(</w:t>
+      </w:r>
+      <w:proofErr w:type="gramEnd"/>
+      <w:r>
+        <w:t>'Deploy to EKS') {</w:t>
       </w:r>
     </w:p>
     <w:p>
@@ -2088,6 +2119,613 @@
           <w:bCs/>
         </w:rPr>
       </w:pPr>
+      <w:r>
+        <w:rPr>
+          <w:b/>
+          <w:bCs/>
+        </w:rPr>
+        <w:drawing>
+          <wp:inline distT="0" distB="0" distL="0" distR="0" wp14:anchorId="6EB65C97" wp14:editId="650B0590">
+            <wp:extent cx="5731510" cy="2048510"/>
+            <wp:effectExtent l="0" t="0" r="2540" b="8890"/>
+            <wp:docPr id="282044772" name="Picture 1"/>
+            <wp:cNvGraphicFramePr>
+              <a:graphicFrameLocks xmlns:a="http://schemas.openxmlformats.org/drawingml/2006/main" noChangeAspect="1"/>
+            </wp:cNvGraphicFramePr>
+            <a:graphic xmlns:a="http://schemas.openxmlformats.org/drawingml/2006/main">
+              <a:graphicData uri="http://schemas.openxmlformats.org/drawingml/2006/picture">
+                <pic:pic xmlns:pic="http://schemas.openxmlformats.org/drawingml/2006/picture">
+                  <pic:nvPicPr>
+                    <pic:cNvPr id="282044772" name=""/>
+                    <pic:cNvPicPr/>
+                  </pic:nvPicPr>
+                  <pic:blipFill>
+                    <a:blip r:embed="rId24"/>
+                    <a:stretch>
+                      <a:fillRect/>
+                    </a:stretch>
+                  </pic:blipFill>
+                  <pic:spPr>
+                    <a:xfrm>
+                      <a:off x="0" y="0"/>
+                      <a:ext cx="5731510" cy="2048510"/>
+                    </a:xfrm>
+                    <a:prstGeom prst="rect">
+                      <a:avLst/>
+                    </a:prstGeom>
+                  </pic:spPr>
+                </pic:pic>
+              </a:graphicData>
+            </a:graphic>
+          </wp:inline>
+        </w:drawing>
+      </w:r>
+    </w:p>
+    <w:p>
+      <w:pPr>
+        <w:rPr>
+          <w:b/>
+          <w:bCs/>
+        </w:rPr>
+      </w:pPr>
+    </w:p>
+    <w:p>
+      <w:pPr>
+        <w:rPr>
+          <w:b/>
+          <w:bCs/>
+        </w:rPr>
+      </w:pPr>
+      <w:r>
+        <w:rPr>
+          <w:b/>
+          <w:bCs/>
+        </w:rPr>
+        <w:t>Stage Clone:</w:t>
+      </w:r>
+    </w:p>
+    <w:p>
+      <w:pPr>
+        <w:rPr>
+          <w:b/>
+          <w:bCs/>
+        </w:rPr>
+      </w:pPr>
+      <w:r>
+        <w:rPr>
+          <w:b/>
+          <w:bCs/>
+        </w:rPr>
+        <w:drawing>
+          <wp:inline distT="0" distB="0" distL="0" distR="0" wp14:anchorId="72E15720" wp14:editId="49D86375">
+            <wp:extent cx="5195455" cy="2507932"/>
+            <wp:effectExtent l="0" t="0" r="5715" b="6985"/>
+            <wp:docPr id="43733717" name="Picture 1"/>
+            <wp:cNvGraphicFramePr>
+              <a:graphicFrameLocks xmlns:a="http://schemas.openxmlformats.org/drawingml/2006/main" noChangeAspect="1"/>
+            </wp:cNvGraphicFramePr>
+            <a:graphic xmlns:a="http://schemas.openxmlformats.org/drawingml/2006/main">
+              <a:graphicData uri="http://schemas.openxmlformats.org/drawingml/2006/picture">
+                <pic:pic xmlns:pic="http://schemas.openxmlformats.org/drawingml/2006/picture">
+                  <pic:nvPicPr>
+                    <pic:cNvPr id="43733717" name=""/>
+                    <pic:cNvPicPr/>
+                  </pic:nvPicPr>
+                  <pic:blipFill>
+                    <a:blip r:embed="rId25"/>
+                    <a:stretch>
+                      <a:fillRect/>
+                    </a:stretch>
+                  </pic:blipFill>
+                  <pic:spPr>
+                    <a:xfrm>
+                      <a:off x="0" y="0"/>
+                      <a:ext cx="5198961" cy="2509624"/>
+                    </a:xfrm>
+                    <a:prstGeom prst="rect">
+                      <a:avLst/>
+                    </a:prstGeom>
+                  </pic:spPr>
+                </pic:pic>
+              </a:graphicData>
+            </a:graphic>
+          </wp:inline>
+        </w:drawing>
+      </w:r>
+    </w:p>
+    <w:p>
+      <w:pPr>
+        <w:rPr>
+          <w:b/>
+          <w:bCs/>
+        </w:rPr>
+      </w:pPr>
+      <w:proofErr w:type="spellStart"/>
+      <w:proofErr w:type="gramStart"/>
+      <w:r>
+        <w:rPr>
+          <w:b/>
+          <w:bCs/>
+        </w:rPr>
+        <w:lastRenderedPageBreak/>
+        <w:t>Stage:Build</w:t>
+      </w:r>
+      <w:proofErr w:type="spellEnd"/>
+      <w:proofErr w:type="gramEnd"/>
+      <w:r>
+        <w:rPr>
+          <w:b/>
+          <w:bCs/>
+        </w:rPr>
+        <w:t xml:space="preserve"> Docker image </w:t>
+      </w:r>
+      <w:r>
+        <w:rPr>
+          <w:b/>
+          <w:bCs/>
+        </w:rPr>
+        <w:br/>
+      </w:r>
+      <w:r>
+        <w:rPr>
+          <w:b/>
+          <w:bCs/>
+        </w:rPr>
+        <w:br/>
+      </w:r>
+      <w:r>
+        <w:rPr>
+          <w:b/>
+          <w:bCs/>
+        </w:rPr>
+        <w:drawing>
+          <wp:inline distT="0" distB="0" distL="0" distR="0" wp14:anchorId="0D6C4AA9" wp14:editId="0E78EFFE">
+            <wp:extent cx="5731510" cy="2868930"/>
+            <wp:effectExtent l="0" t="0" r="2540" b="7620"/>
+            <wp:docPr id="1702580944" name="Picture 1"/>
+            <wp:cNvGraphicFramePr>
+              <a:graphicFrameLocks xmlns:a="http://schemas.openxmlformats.org/drawingml/2006/main" noChangeAspect="1"/>
+            </wp:cNvGraphicFramePr>
+            <a:graphic xmlns:a="http://schemas.openxmlformats.org/drawingml/2006/main">
+              <a:graphicData uri="http://schemas.openxmlformats.org/drawingml/2006/picture">
+                <pic:pic xmlns:pic="http://schemas.openxmlformats.org/drawingml/2006/picture">
+                  <pic:nvPicPr>
+                    <pic:cNvPr id="1702580944" name=""/>
+                    <pic:cNvPicPr/>
+                  </pic:nvPicPr>
+                  <pic:blipFill>
+                    <a:blip r:embed="rId26"/>
+                    <a:stretch>
+                      <a:fillRect/>
+                    </a:stretch>
+                  </pic:blipFill>
+                  <pic:spPr>
+                    <a:xfrm>
+                      <a:off x="0" y="0"/>
+                      <a:ext cx="5731510" cy="2868930"/>
+                    </a:xfrm>
+                    <a:prstGeom prst="rect">
+                      <a:avLst/>
+                    </a:prstGeom>
+                  </pic:spPr>
+                </pic:pic>
+              </a:graphicData>
+            </a:graphic>
+          </wp:inline>
+        </w:drawing>
+      </w:r>
+    </w:p>
+    <w:p>
+      <w:pPr>
+        <w:rPr>
+          <w:b/>
+          <w:bCs/>
+        </w:rPr>
+      </w:pPr>
+      <w:r>
+        <w:rPr>
+          <w:b/>
+          <w:bCs/>
+        </w:rPr>
+        <w:drawing>
+          <wp:inline distT="0" distB="0" distL="0" distR="0" wp14:anchorId="509B9866" wp14:editId="7C325293">
+            <wp:extent cx="5731510" cy="1561465"/>
+            <wp:effectExtent l="0" t="0" r="2540" b="635"/>
+            <wp:docPr id="1622382472" name="Picture 1"/>
+            <wp:cNvGraphicFramePr>
+              <a:graphicFrameLocks xmlns:a="http://schemas.openxmlformats.org/drawingml/2006/main" noChangeAspect="1"/>
+            </wp:cNvGraphicFramePr>
+            <a:graphic xmlns:a="http://schemas.openxmlformats.org/drawingml/2006/main">
+              <a:graphicData uri="http://schemas.openxmlformats.org/drawingml/2006/picture">
+                <pic:pic xmlns:pic="http://schemas.openxmlformats.org/drawingml/2006/picture">
+                  <pic:nvPicPr>
+                    <pic:cNvPr id="1622382472" name=""/>
+                    <pic:cNvPicPr/>
+                  </pic:nvPicPr>
+                  <pic:blipFill>
+                    <a:blip r:embed="rId27"/>
+                    <a:stretch>
+                      <a:fillRect/>
+                    </a:stretch>
+                  </pic:blipFill>
+                  <pic:spPr>
+                    <a:xfrm>
+                      <a:off x="0" y="0"/>
+                      <a:ext cx="5731510" cy="1561465"/>
+                    </a:xfrm>
+                    <a:prstGeom prst="rect">
+                      <a:avLst/>
+                    </a:prstGeom>
+                  </pic:spPr>
+                </pic:pic>
+              </a:graphicData>
+            </a:graphic>
+          </wp:inline>
+        </w:drawing>
+      </w:r>
+    </w:p>
+    <w:p>
+      <w:pPr>
+        <w:rPr>
+          <w:b/>
+          <w:bCs/>
+        </w:rPr>
+      </w:pPr>
+    </w:p>
+    <w:p>
+      <w:pPr>
+        <w:rPr>
+          <w:b/>
+          <w:bCs/>
+        </w:rPr>
+      </w:pPr>
+    </w:p>
+    <w:p>
+      <w:pPr>
+        <w:rPr>
+          <w:b/>
+          <w:bCs/>
+        </w:rPr>
+      </w:pPr>
+    </w:p>
+    <w:p>
+      <w:pPr>
+        <w:rPr>
+          <w:b/>
+          <w:bCs/>
+        </w:rPr>
+      </w:pPr>
+    </w:p>
+    <w:p>
+      <w:pPr>
+        <w:rPr>
+          <w:b/>
+          <w:bCs/>
+        </w:rPr>
+      </w:pPr>
+    </w:p>
+    <w:p>
+      <w:pPr>
+        <w:rPr>
+          <w:b/>
+          <w:bCs/>
+        </w:rPr>
+      </w:pPr>
+    </w:p>
+    <w:p>
+      <w:pPr>
+        <w:rPr>
+          <w:b/>
+          <w:bCs/>
+        </w:rPr>
+      </w:pPr>
+    </w:p>
+    <w:p>
+      <w:pPr>
+        <w:rPr>
+          <w:b/>
+          <w:bCs/>
+        </w:rPr>
+      </w:pPr>
+    </w:p>
+    <w:p>
+      <w:pPr>
+        <w:rPr>
+          <w:b/>
+          <w:bCs/>
+        </w:rPr>
+      </w:pPr>
+    </w:p>
+    <w:p>
+      <w:pPr>
+        <w:rPr>
+          <w:b/>
+          <w:bCs/>
+        </w:rPr>
+      </w:pPr>
+    </w:p>
+    <w:p>
+      <w:pPr>
+        <w:rPr>
+          <w:b/>
+          <w:bCs/>
+        </w:rPr>
+      </w:pPr>
+    </w:p>
+    <w:p>
+      <w:pPr>
+        <w:rPr>
+          <w:b/>
+          <w:bCs/>
+        </w:rPr>
+      </w:pPr>
+    </w:p>
+    <w:p>
+      <w:pPr>
+        <w:rPr>
+          <w:b/>
+          <w:bCs/>
+        </w:rPr>
+      </w:pPr>
+    </w:p>
+    <w:p>
+      <w:pPr>
+        <w:rPr>
+          <w:b/>
+          <w:bCs/>
+        </w:rPr>
+      </w:pPr>
+      <w:r>
+        <w:rPr>
+          <w:b/>
+          <w:bCs/>
+        </w:rPr>
+        <w:lastRenderedPageBreak/>
+        <w:t>Stage: Docker push</w:t>
+      </w:r>
+    </w:p>
+    <w:p>
+      <w:pPr>
+        <w:rPr>
+          <w:b/>
+          <w:bCs/>
+        </w:rPr>
+      </w:pPr>
+      <w:r>
+        <w:rPr>
+          <w:b/>
+          <w:bCs/>
+        </w:rPr>
+        <w:drawing>
+          <wp:inline distT="0" distB="0" distL="0" distR="0" wp14:anchorId="3196C338" wp14:editId="797EDB50">
+            <wp:extent cx="5334000" cy="3305236"/>
+            <wp:effectExtent l="0" t="0" r="0" b="9525"/>
+            <wp:docPr id="176263676" name="Picture 1"/>
+            <wp:cNvGraphicFramePr>
+              <a:graphicFrameLocks xmlns:a="http://schemas.openxmlformats.org/drawingml/2006/main" noChangeAspect="1"/>
+            </wp:cNvGraphicFramePr>
+            <a:graphic xmlns:a="http://schemas.openxmlformats.org/drawingml/2006/main">
+              <a:graphicData uri="http://schemas.openxmlformats.org/drawingml/2006/picture">
+                <pic:pic xmlns:pic="http://schemas.openxmlformats.org/drawingml/2006/picture">
+                  <pic:nvPicPr>
+                    <pic:cNvPr id="176263676" name=""/>
+                    <pic:cNvPicPr/>
+                  </pic:nvPicPr>
+                  <pic:blipFill>
+                    <a:blip r:embed="rId28"/>
+                    <a:stretch>
+                      <a:fillRect/>
+                    </a:stretch>
+                  </pic:blipFill>
+                  <pic:spPr>
+                    <a:xfrm>
+                      <a:off x="0" y="0"/>
+                      <a:ext cx="5337397" cy="3307341"/>
+                    </a:xfrm>
+                    <a:prstGeom prst="rect">
+                      <a:avLst/>
+                    </a:prstGeom>
+                  </pic:spPr>
+                </pic:pic>
+              </a:graphicData>
+            </a:graphic>
+          </wp:inline>
+        </w:drawing>
+      </w:r>
+    </w:p>
+    <w:p>
+      <w:pPr>
+        <w:rPr>
+          <w:b/>
+          <w:bCs/>
+        </w:rPr>
+      </w:pPr>
+      <w:r>
+        <w:rPr>
+          <w:b/>
+          <w:bCs/>
+        </w:rPr>
+        <w:drawing>
+          <wp:inline distT="0" distB="0" distL="0" distR="0" wp14:anchorId="52D70370" wp14:editId="1DABAEBD">
+            <wp:extent cx="5731510" cy="2710180"/>
+            <wp:effectExtent l="0" t="0" r="2540" b="0"/>
+            <wp:docPr id="702128964" name="Picture 1"/>
+            <wp:cNvGraphicFramePr>
+              <a:graphicFrameLocks xmlns:a="http://schemas.openxmlformats.org/drawingml/2006/main" noChangeAspect="1"/>
+            </wp:cNvGraphicFramePr>
+            <a:graphic xmlns:a="http://schemas.openxmlformats.org/drawingml/2006/main">
+              <a:graphicData uri="http://schemas.openxmlformats.org/drawingml/2006/picture">
+                <pic:pic xmlns:pic="http://schemas.openxmlformats.org/drawingml/2006/picture">
+                  <pic:nvPicPr>
+                    <pic:cNvPr id="702128964" name=""/>
+                    <pic:cNvPicPr/>
+                  </pic:nvPicPr>
+                  <pic:blipFill>
+                    <a:blip r:embed="rId29"/>
+                    <a:stretch>
+                      <a:fillRect/>
+                    </a:stretch>
+                  </pic:blipFill>
+                  <pic:spPr>
+                    <a:xfrm>
+                      <a:off x="0" y="0"/>
+                      <a:ext cx="5731510" cy="2710180"/>
+                    </a:xfrm>
+                    <a:prstGeom prst="rect">
+                      <a:avLst/>
+                    </a:prstGeom>
+                  </pic:spPr>
+                </pic:pic>
+              </a:graphicData>
+            </a:graphic>
+          </wp:inline>
+        </w:drawing>
+      </w:r>
+    </w:p>
+    <w:p>
+      <w:pPr>
+        <w:rPr>
+          <w:b/>
+          <w:bCs/>
+        </w:rPr>
+      </w:pPr>
+    </w:p>
+    <w:p>
+      <w:pPr>
+        <w:rPr>
+          <w:b/>
+          <w:bCs/>
+        </w:rPr>
+      </w:pPr>
+    </w:p>
+    <w:p>
+      <w:pPr>
+        <w:rPr>
+          <w:b/>
+          <w:bCs/>
+        </w:rPr>
+      </w:pPr>
+    </w:p>
+    <w:p>
+      <w:pPr>
+        <w:rPr>
+          <w:b/>
+          <w:bCs/>
+        </w:rPr>
+      </w:pPr>
+    </w:p>
+    <w:p>
+      <w:pPr>
+        <w:rPr>
+          <w:b/>
+          <w:bCs/>
+        </w:rPr>
+      </w:pPr>
+    </w:p>
+    <w:p>
+      <w:pPr>
+        <w:rPr>
+          <w:b/>
+          <w:bCs/>
+        </w:rPr>
+      </w:pPr>
+    </w:p>
+    <w:p>
+      <w:pPr>
+        <w:rPr>
+          <w:b/>
+          <w:bCs/>
+        </w:rPr>
+      </w:pPr>
+    </w:p>
+    <w:p>
+      <w:pPr>
+        <w:rPr>
+          <w:b/>
+          <w:bCs/>
+        </w:rPr>
+      </w:pPr>
+    </w:p>
+    <w:p>
+      <w:pPr>
+        <w:rPr>
+          <w:b/>
+          <w:bCs/>
+        </w:rPr>
+      </w:pPr>
+      <w:r>
+        <w:rPr>
+          <w:b/>
+          <w:bCs/>
+        </w:rPr>
+        <w:lastRenderedPageBreak/>
+        <w:t>Stage: EKS deployment via Jenkins</w:t>
+      </w:r>
+    </w:p>
+    <w:p>
+      <w:pPr>
+        <w:rPr>
+          <w:b/>
+          <w:bCs/>
+        </w:rPr>
+      </w:pPr>
+    </w:p>
+    <w:p>
+      <w:pPr>
+        <w:rPr>
+          <w:b/>
+          <w:bCs/>
+        </w:rPr>
+      </w:pPr>
+      <w:r>
+        <w:rPr>
+          <w:b/>
+          <w:bCs/>
+        </w:rPr>
+        <w:drawing>
+          <wp:inline distT="0" distB="0" distL="0" distR="0" wp14:anchorId="4E0E705D" wp14:editId="7167D0F8">
+            <wp:extent cx="5731510" cy="2442845"/>
+            <wp:effectExtent l="0" t="0" r="2540" b="0"/>
+            <wp:docPr id="1658686537" name="Picture 1"/>
+            <wp:cNvGraphicFramePr>
+              <a:graphicFrameLocks xmlns:a="http://schemas.openxmlformats.org/drawingml/2006/main" noChangeAspect="1"/>
+            </wp:cNvGraphicFramePr>
+            <a:graphic xmlns:a="http://schemas.openxmlformats.org/drawingml/2006/main">
+              <a:graphicData uri="http://schemas.openxmlformats.org/drawingml/2006/picture">
+                <pic:pic xmlns:pic="http://schemas.openxmlformats.org/drawingml/2006/picture">
+                  <pic:nvPicPr>
+                    <pic:cNvPr id="1658686537" name=""/>
+                    <pic:cNvPicPr/>
+                  </pic:nvPicPr>
+                  <pic:blipFill>
+                    <a:blip r:embed="rId30"/>
+                    <a:stretch>
+                      <a:fillRect/>
+                    </a:stretch>
+                  </pic:blipFill>
+                  <pic:spPr>
+                    <a:xfrm>
+                      <a:off x="0" y="0"/>
+                      <a:ext cx="5731510" cy="2442845"/>
+                    </a:xfrm>
+                    <a:prstGeom prst="rect">
+                      <a:avLst/>
+                    </a:prstGeom>
+                  </pic:spPr>
+                </pic:pic>
+              </a:graphicData>
+            </a:graphic>
+          </wp:inline>
+        </w:drawing>
+      </w:r>
+    </w:p>
+    <w:p>
+      <w:pPr>
+        <w:rPr>
+          <w:b/>
+          <w:bCs/>
+        </w:rPr>
+      </w:pPr>
     </w:p>
     <w:p>
       <w:pPr>
@@ -2141,7 +2779,7 @@
                     <pic:cNvPicPr/>
                   </pic:nvPicPr>
                   <pic:blipFill>
-                    <a:blip r:embed="rId24"/>
+                    <a:blip r:embed="rId31"/>
                     <a:stretch>
                       <a:fillRect/>
                     </a:stretch>
@@ -2246,6 +2884,7 @@
         <w:rPr>
           <w:b/>
           <w:bCs/>
+          <w:noProof/>
         </w:rPr>
         <w:drawing>
           <wp:inline distT="0" distB="0" distL="0" distR="0" wp14:anchorId="1FF87212" wp14:editId="400659FD">
@@ -2263,7 +2902,7 @@
                     <pic:cNvPicPr/>
                   </pic:nvPicPr>
                   <pic:blipFill>
-                    <a:blip r:embed="rId25"/>
+                    <a:blip r:embed="rId32"/>
                     <a:stretch>
                       <a:fillRect/>
                     </a:stretch>
@@ -2318,6 +2957,7 @@
         <w:rPr>
           <w:b/>
           <w:bCs/>
+          <w:noProof/>
         </w:rPr>
         <w:drawing>
           <wp:inline distT="0" distB="0" distL="0" distR="0" wp14:anchorId="122E89D5" wp14:editId="1AEDC0F2">
@@ -2335,7 +2975,7 @@
                     <pic:cNvPicPr/>
                   </pic:nvPicPr>
                   <pic:blipFill>
-                    <a:blip r:embed="rId26"/>
+                    <a:blip r:embed="rId33"/>
                     <a:stretch>
                       <a:fillRect/>
                     </a:stretch>
@@ -2408,7 +3048,7 @@
                     <pic:cNvPicPr/>
                   </pic:nvPicPr>
                   <pic:blipFill>
-                    <a:blip r:embed="rId27"/>
+                    <a:blip r:embed="rId34"/>
                     <a:stretch>
                       <a:fillRect/>
                     </a:stretch>
@@ -2569,7 +3209,7 @@
                     <pic:cNvPicPr/>
                   </pic:nvPicPr>
                   <pic:blipFill>
-                    <a:blip r:embed="rId28"/>
+                    <a:blip r:embed="rId35"/>
                     <a:stretch>
                       <a:fillRect/>
                     </a:stretch>
@@ -2658,7 +3298,7 @@
                     <pic:cNvPicPr/>
                   </pic:nvPicPr>
                   <pic:blipFill>
-                    <a:blip r:embed="rId29"/>
+                    <a:blip r:embed="rId36"/>
                     <a:stretch>
                       <a:fillRect/>
                     </a:stretch>
@@ -2716,7 +3356,7 @@
                     <pic:cNvPicPr/>
                   </pic:nvPicPr>
                   <pic:blipFill>
-                    <a:blip r:embed="rId30"/>
+                    <a:blip r:embed="rId37"/>
                     <a:stretch>
                       <a:fillRect/>
                     </a:stretch>
@@ -2766,7 +3406,7 @@
                     <pic:cNvPicPr/>
                   </pic:nvPicPr>
                   <pic:blipFill>
-                    <a:blip r:embed="rId31"/>
+                    <a:blip r:embed="rId38"/>
                     <a:stretch>
                       <a:fillRect/>
                     </a:stretch>
@@ -2817,7 +3457,7 @@
                     <pic:cNvPicPr/>
                   </pic:nvPicPr>
                   <pic:blipFill>
-                    <a:blip r:embed="rId32"/>
+                    <a:blip r:embed="rId39"/>
                     <a:stretch>
                       <a:fillRect/>
                     </a:stretch>
@@ -2867,7 +3507,7 @@
                     <pic:cNvPicPr/>
                   </pic:nvPicPr>
                   <pic:blipFill>
-                    <a:blip r:embed="rId33"/>
+                    <a:blip r:embed="rId40"/>
                     <a:stretch>
                       <a:fillRect/>
                     </a:stretch>
